--- a/Knowledge/3-Work knowledge/1-Software Engineering/2-General Technologies/9-Databases/5-My Source/1-Intro to Databases/1-Data Models/1-Components of a Data Model/3-Types of Constraints/2-NOT NULL Constraint.docx
+++ b/Knowledge/3-Work knowledge/1-Software Engineering/2-General Technologies/9-Databases/5-My Source/1-Intro to Databases/1-Data Models/1-Components of a Data Model/3-Types of Constraints/2-NOT NULL Constraint.docx
@@ -27,7 +27,7 @@
     <w:p>
       <w:r>
         <w:rPr>
-          <w:rFonts w:ascii="Arial" w:hAnsi="Arial" w:cs="Arial"/>
+          <w:rFonts w:ascii="Arial" w:hAnsi="Arial" w:cs="Arial" w:eastAsia="Arial"/>
           <w:b/>
           <w:color w:val="000000"/>
           <w:sz w:val="18"/>
@@ -37,7 +37,7 @@
       </w:r>
       <w:r>
         <w:rPr>
-          <w:rFonts w:ascii="Arial" w:hAnsi="Arial" w:cs="Arial"/>
+          <w:rFonts w:ascii="Arial" w:hAnsi="Arial" w:cs="Arial" w:eastAsia="Arial"/>
           <w:color w:val="000000"/>
           <w:sz w:val="18"/>
           <w:highlight w:val="lightGray"/>
@@ -46,7 +46,7 @@
       </w:r>
       <w:r>
         <w:rPr>
-          <w:rFonts w:ascii="Arial" w:hAnsi="Arial" w:cs="Arial"/>
+          <w:rFonts w:ascii="Arial" w:hAnsi="Arial" w:cs="Arial" w:eastAsia="Arial"/>
           <w:b/>
           <w:color w:val="000000"/>
           <w:sz w:val="18"/>
@@ -56,7 +56,7 @@
       </w:r>
       <w:r>
         <w:rPr>
-          <w:rFonts w:ascii="Arial" w:hAnsi="Arial" w:cs="Arial"/>
+          <w:rFonts w:ascii="Arial" w:hAnsi="Arial" w:cs="Arial" w:eastAsia="Arial"/>
           <w:color w:val="000000"/>
           <w:sz w:val="18"/>
           <w:highlight w:val="lightGray"/>
@@ -65,7 +65,7 @@
       </w:r>
       <w:r>
         <w:rPr>
-          <w:rFonts w:ascii="Arial" w:hAnsi="Arial" w:cs="Arial"/>
+          <w:rFonts w:ascii="Arial" w:hAnsi="Arial" w:cs="Arial" w:eastAsia="Arial"/>
           <w:b/>
           <w:color w:val="000000"/>
           <w:sz w:val="18"/>
@@ -75,7 +75,7 @@
       </w:r>
       <w:r>
         <w:rPr>
-          <w:rFonts w:ascii="Arial" w:hAnsi="Arial" w:cs="Arial"/>
+          <w:rFonts w:ascii="Arial" w:hAnsi="Arial" w:cs="Arial" w:eastAsia="Arial"/>
           <w:color w:val="000000"/>
           <w:sz w:val="18"/>
           <w:highlight w:val="lightGray"/>
@@ -91,13 +91,13 @@
       </w:pPr>
       <w:r>
         <w:rPr>
-          <w:rFonts w:ascii="Roboto Mono" w:hAnsi="Roboto Mono"/>
+          <w:rFonts w:ascii="Roboto Mono" w:hAnsi="Roboto Mono" w:eastAsia="Roboto Mono"/>
         </w:rPr>
         <w:t xml:space="preserve">A </w:t>
       </w:r>
       <w:r>
         <w:rPr>
-          <w:rFonts w:ascii="Roboto Mono" w:hAnsi="Roboto Mono"/>
+          <w:rFonts w:ascii="Roboto Mono" w:hAnsi="Roboto Mono" w:eastAsia="Roboto Mono"/>
           <w:b/>
           <w:bCs/>
         </w:rPr>
@@ -105,13 +105,13 @@
       </w:r>
       <w:r>
         <w:rPr>
-          <w:rFonts w:ascii="Roboto Mono" w:hAnsi="Roboto Mono"/>
+          <w:rFonts w:ascii="Roboto Mono" w:hAnsi="Roboto Mono" w:eastAsia="Roboto Mono"/>
         </w:rPr>
         <w:t xml:space="preserve"> is a rule that ensures a column </w:t>
       </w:r>
       <w:r>
         <w:rPr>
-          <w:rFonts w:ascii="Roboto Mono" w:hAnsi="Roboto Mono"/>
+          <w:rFonts w:ascii="Roboto Mono" w:hAnsi="Roboto Mono" w:eastAsia="Roboto Mono"/>
           <w:b/>
           <w:bCs/>
         </w:rPr>
@@ -119,7 +119,7 @@
       </w:r>
       <w:r>
         <w:rPr>
-          <w:rFonts w:ascii="Roboto Mono" w:hAnsi="Roboto Mono"/>
+          <w:rFonts w:ascii="Roboto Mono" w:hAnsi="Roboto Mono" w:eastAsia="Roboto Mono"/>
         </w:rPr>
         <w:t>.</w:t>
       </w:r>
@@ -132,7 +132,7 @@
       </w:pPr>
       <w:r>
         <w:rPr>
-          <w:rFonts w:ascii="Roboto Mono" w:hAnsi="Roboto Mono"/>
+          <w:rFonts w:ascii="Roboto Mono" w:hAnsi="Roboto Mono" w:eastAsia="Roboto Mono"/>
         </w:rPr>
         <w:t>It prevents NULL (empty or missing) values from being stored in that column.</w:t>
       </w:r>
@@ -145,7 +145,7 @@
       </w:pPr>
       <w:r>
         <w:rPr>
-          <w:rFonts w:ascii="Roboto Mono" w:hAnsi="Roboto Mono"/>
+          <w:rFonts w:ascii="Roboto Mono" w:hAnsi="Roboto Mono" w:eastAsia="Roboto Mono"/>
         </w:rPr>
         <w:pict w14:anchorId="00B6D9B6">
           <v:rect id="_x0000_i1025" style="width:0;height:1.5pt" o:hralign="center" o:hrstd="t" o:hr="t" fillcolor="#a0a0a0" stroked="f"/>
@@ -169,7 +169,7 @@
     <w:p>
       <w:r>
         <w:rPr>
-          <w:rFonts w:ascii="Arial" w:hAnsi="Arial" w:cs="Arial"/>
+          <w:rFonts w:ascii="Arial" w:hAnsi="Arial" w:cs="Arial" w:eastAsia="Arial"/>
           <w:b/>
           <w:color w:val="000000"/>
           <w:sz w:val="18"/>
@@ -179,7 +179,7 @@
       </w:r>
       <w:r>
         <w:rPr>
-          <w:rFonts w:ascii="Arial" w:hAnsi="Arial" w:cs="Arial"/>
+          <w:rFonts w:ascii="Arial" w:hAnsi="Arial" w:cs="Arial" w:eastAsia="Arial"/>
           <w:color w:val="000000"/>
           <w:sz w:val="18"/>
           <w:highlight w:val="lightGray"/>
@@ -188,7 +188,7 @@
       </w:r>
       <w:r>
         <w:rPr>
-          <w:rFonts w:ascii="Arial" w:hAnsi="Arial" w:cs="Arial"/>
+          <w:rFonts w:ascii="Arial" w:hAnsi="Arial" w:cs="Arial" w:eastAsia="Arial"/>
           <w:b/>
           <w:color w:val="000000"/>
           <w:sz w:val="18"/>
@@ -198,7 +198,7 @@
       </w:r>
       <w:r>
         <w:rPr>
-          <w:rFonts w:ascii="Arial" w:hAnsi="Arial" w:cs="Arial"/>
+          <w:rFonts w:ascii="Arial" w:hAnsi="Arial" w:cs="Arial" w:eastAsia="Arial"/>
           <w:color w:val="000000"/>
           <w:sz w:val="18"/>
           <w:highlight w:val="lightGray"/>
@@ -207,7 +207,7 @@
       </w:r>
       <w:r>
         <w:rPr>
-          <w:rFonts w:ascii="Arial" w:hAnsi="Arial" w:cs="Arial"/>
+          <w:rFonts w:ascii="Arial" w:hAnsi="Arial" w:cs="Arial" w:eastAsia="Arial"/>
           <w:b/>
           <w:color w:val="000000"/>
           <w:sz w:val="18"/>
@@ -217,7 +217,7 @@
       </w:r>
       <w:r>
         <w:rPr>
-          <w:rFonts w:ascii="Arial" w:hAnsi="Arial" w:cs="Arial"/>
+          <w:rFonts w:ascii="Arial" w:hAnsi="Arial" w:cs="Arial" w:eastAsia="Arial"/>
           <w:color w:val="000000"/>
           <w:sz w:val="18"/>
           <w:highlight w:val="lightGray"/>
@@ -233,7 +233,7 @@
       </w:pPr>
       <w:r>
         <w:rPr>
-          <w:rFonts w:ascii="Roboto Mono" w:hAnsi="Roboto Mono"/>
+          <w:rFonts w:ascii="Roboto Mono" w:hAnsi="Roboto Mono" w:eastAsia="Roboto Mono"/>
         </w:rPr>
         <w:t>The NOT NULL constraint is used to:</w:t>
       </w:r>
@@ -250,7 +250,7 @@
       </w:pPr>
       <w:r>
         <w:rPr>
-          <w:rFonts w:ascii="Roboto Mono" w:hAnsi="Roboto Mono"/>
+          <w:rFonts w:ascii="Roboto Mono" w:hAnsi="Roboto Mono" w:eastAsia="Roboto Mono"/>
         </w:rPr>
         <w:t xml:space="preserve">Ensure required information is provided </w:t>
       </w:r>
@@ -267,7 +267,7 @@
       </w:pPr>
       <w:r>
         <w:rPr>
-          <w:rFonts w:ascii="Roboto Mono" w:hAnsi="Roboto Mono"/>
+          <w:rFonts w:ascii="Roboto Mono" w:hAnsi="Roboto Mono" w:eastAsia="Roboto Mono"/>
         </w:rPr>
         <w:t xml:space="preserve">Prevent missing data </w:t>
       </w:r>
@@ -284,7 +284,7 @@
       </w:pPr>
       <w:r>
         <w:rPr>
-          <w:rFonts w:ascii="Roboto Mono" w:hAnsi="Roboto Mono"/>
+          <w:rFonts w:ascii="Roboto Mono" w:hAnsi="Roboto Mono" w:eastAsia="Roboto Mono"/>
         </w:rPr>
         <w:t xml:space="preserve">Improve data quality </w:t>
       </w:r>
@@ -301,7 +301,7 @@
       </w:pPr>
       <w:r>
         <w:rPr>
-          <w:rFonts w:ascii="Roboto Mono" w:hAnsi="Roboto Mono"/>
+          <w:rFonts w:ascii="Roboto Mono" w:hAnsi="Roboto Mono" w:eastAsia="Roboto Mono"/>
         </w:rPr>
         <w:t xml:space="preserve">Enforce business rules </w:t>
       </w:r>
@@ -314,7 +314,7 @@
       </w:pPr>
       <w:r>
         <w:rPr>
-          <w:rFonts w:ascii="Roboto Mono" w:hAnsi="Roboto Mono"/>
+          <w:rFonts w:ascii="Roboto Mono" w:hAnsi="Roboto Mono" w:eastAsia="Roboto Mono"/>
         </w:rPr>
         <w:pict w14:anchorId="01CAD677">
           <v:rect id="_x0000_i1026" style="width:0;height:1.5pt" o:hralign="center" o:hrstd="t" o:hr="t" fillcolor="#a0a0a0" stroked="f"/>
@@ -338,7 +338,7 @@
     <w:p>
       <w:r>
         <w:rPr>
-          <w:rFonts w:ascii="Arial" w:hAnsi="Arial" w:cs="Arial"/>
+          <w:rFonts w:ascii="Arial" w:hAnsi="Arial" w:cs="Arial" w:eastAsia="Arial"/>
           <w:b/>
           <w:color w:val="000000"/>
           <w:sz w:val="18"/>
@@ -348,7 +348,7 @@
       </w:r>
       <w:r>
         <w:rPr>
-          <w:rFonts w:ascii="Arial" w:hAnsi="Arial" w:cs="Arial"/>
+          <w:rFonts w:ascii="Arial" w:hAnsi="Arial" w:cs="Arial" w:eastAsia="Arial"/>
           <w:color w:val="000000"/>
           <w:sz w:val="18"/>
           <w:highlight w:val="lightGray"/>
@@ -357,7 +357,7 @@
       </w:r>
       <w:r>
         <w:rPr>
-          <w:rFonts w:ascii="Arial" w:hAnsi="Arial" w:cs="Arial"/>
+          <w:rFonts w:ascii="Arial" w:hAnsi="Arial" w:cs="Arial" w:eastAsia="Arial"/>
           <w:b/>
           <w:color w:val="000000"/>
           <w:sz w:val="18"/>
@@ -367,7 +367,7 @@
       </w:r>
       <w:r>
         <w:rPr>
-          <w:rFonts w:ascii="Arial" w:hAnsi="Arial" w:cs="Arial"/>
+          <w:rFonts w:ascii="Arial" w:hAnsi="Arial" w:cs="Arial" w:eastAsia="Arial"/>
           <w:color w:val="000000"/>
           <w:sz w:val="18"/>
           <w:highlight w:val="lightGray"/>
@@ -376,7 +376,7 @@
       </w:r>
       <w:r>
         <w:rPr>
-          <w:rFonts w:ascii="Arial" w:hAnsi="Arial" w:cs="Arial"/>
+          <w:rFonts w:ascii="Arial" w:hAnsi="Arial" w:cs="Arial" w:eastAsia="Arial"/>
           <w:b/>
           <w:color w:val="000000"/>
           <w:sz w:val="18"/>
@@ -386,7 +386,7 @@
       </w:r>
       <w:r>
         <w:rPr>
-          <w:rFonts w:ascii="Arial" w:hAnsi="Arial" w:cs="Arial"/>
+          <w:rFonts w:ascii="Arial" w:hAnsi="Arial" w:cs="Arial" w:eastAsia="Arial"/>
           <w:color w:val="000000"/>
           <w:sz w:val="18"/>
           <w:highlight w:val="lightGray"/>
@@ -404,7 +404,7 @@
       </w:pPr>
       <w:r>
         <w:rPr>
-          <w:rFonts w:ascii="Roboto Mono" w:hAnsi="Roboto Mono"/>
+          <w:rFonts w:ascii="Roboto Mono" w:hAnsi="Roboto Mono" w:eastAsia="Roboto Mono"/>
           <w:b/>
           <w:bCs/>
         </w:rPr>
@@ -642,13 +642,13 @@
       </w:pPr>
       <w:r>
         <w:rPr>
-          <w:rFonts w:ascii="Roboto Mono" w:hAnsi="Roboto Mono"/>
+          <w:rFonts w:ascii="Roboto Mono" w:hAnsi="Roboto Mono" w:eastAsia="Roboto Mono"/>
         </w:rPr>
         <w:t xml:space="preserve">If the </w:t>
       </w:r>
       <w:r>
         <w:rPr>
-          <w:rFonts w:ascii="Roboto Mono" w:hAnsi="Roboto Mono"/>
+          <w:rFonts w:ascii="Roboto Mono" w:hAnsi="Roboto Mono" w:eastAsia="Roboto Mono"/>
           <w:b/>
           <w:bCs/>
         </w:rPr>
@@ -656,7 +656,7 @@
       </w:r>
       <w:r>
         <w:rPr>
-          <w:rFonts w:ascii="Roboto Mono" w:hAnsi="Roboto Mono"/>
+          <w:rFonts w:ascii="Roboto Mono" w:hAnsi="Roboto Mono" w:eastAsia="Roboto Mono"/>
         </w:rPr>
         <w:t xml:space="preserve"> column is NOT NULL:</w:t>
       </w:r>
@@ -669,13 +669,13 @@
       </w:pPr>
       <w:r>
         <w:rPr>
-          <w:rFonts w:ascii="Segoe UI Emoji" w:hAnsi="Segoe UI Emoji" w:cs="Segoe UI Emoji"/>
+          <w:rFonts w:ascii="Roboto Mono" w:hAnsi="Roboto Mono" w:cs="Segoe UI Emoji" w:eastAsia="Roboto Mono"/>
         </w:rPr>
         <w:t>✅</w:t>
       </w:r>
       <w:r>
         <w:rPr>
-          <w:rFonts w:ascii="Roboto Mono" w:hAnsi="Roboto Mono"/>
+          <w:rFonts w:ascii="Roboto Mono" w:hAnsi="Roboto Mono" w:eastAsia="Roboto Mono"/>
         </w:rPr>
         <w:t xml:space="preserve"> Valid</w:t>
       </w:r>
@@ -909,7 +909,7 @@
       </w:pPr>
       <w:r>
         <w:rPr>
-          <w:rFonts w:ascii="Roboto Mono" w:hAnsi="Roboto Mono"/>
+          <w:rFonts w:ascii="Roboto Mono" w:hAnsi="Roboto Mono" w:eastAsia="Roboto Mono"/>
         </w:rPr>
         <w:pict w14:anchorId="5D924150">
           <v:rect id="_x0000_i1027" style="width:0;height:1.5pt" o:hralign="center" o:hrstd="t" o:hr="t" fillcolor="#a0a0a0" stroked="f"/>
@@ -924,13 +924,13 @@
       </w:pPr>
       <w:r>
         <w:rPr>
-          <w:rFonts w:ascii="Segoe UI Emoji" w:hAnsi="Segoe UI Emoji" w:cs="Segoe UI Emoji"/>
+          <w:rFonts w:ascii="Roboto Mono" w:hAnsi="Roboto Mono" w:cs="Segoe UI Emoji" w:eastAsia="Roboto Mono"/>
         </w:rPr>
         <w:t>❌</w:t>
       </w:r>
       <w:r>
         <w:rPr>
-          <w:rFonts w:ascii="Roboto Mono" w:hAnsi="Roboto Mono"/>
+          <w:rFonts w:ascii="Roboto Mono" w:hAnsi="Roboto Mono" w:eastAsia="Roboto Mono"/>
         </w:rPr>
         <w:t xml:space="preserve"> Invalid</w:t>
       </w:r>
@@ -1119,7 +1119,7 @@
       </w:pPr>
       <w:r>
         <w:rPr>
-          <w:rFonts w:ascii="Roboto Mono" w:hAnsi="Roboto Mono"/>
+          <w:rFonts w:ascii="Roboto Mono" w:hAnsi="Roboto Mono" w:eastAsia="Roboto Mono"/>
         </w:rPr>
         <w:t>The database will reject this record.</w:t>
       </w:r>
@@ -1132,7 +1132,7 @@
       </w:pPr>
       <w:r>
         <w:rPr>
-          <w:rFonts w:ascii="Roboto Mono" w:hAnsi="Roboto Mono"/>
+          <w:rFonts w:ascii="Roboto Mono" w:hAnsi="Roboto Mono" w:eastAsia="Roboto Mono"/>
         </w:rPr>
         <w:pict w14:anchorId="4EE0743C">
           <v:rect id="_x0000_i1028" style="width:0;height:1.5pt" o:hralign="center" o:hrstd="t" o:hr="t" fillcolor="#a0a0a0" stroked="f"/>
@@ -1156,7 +1156,7 @@
     <w:p>
       <w:r>
         <w:rPr>
-          <w:rFonts w:ascii="Arial" w:hAnsi="Arial" w:cs="Arial"/>
+          <w:rFonts w:ascii="Arial" w:hAnsi="Arial" w:cs="Arial" w:eastAsia="Arial"/>
           <w:b/>
           <w:color w:val="000000"/>
           <w:sz w:val="18"/>
@@ -1166,7 +1166,7 @@
       </w:r>
       <w:r>
         <w:rPr>
-          <w:rFonts w:ascii="Arial" w:hAnsi="Arial" w:cs="Arial"/>
+          <w:rFonts w:ascii="Arial" w:hAnsi="Arial" w:cs="Arial" w:eastAsia="Arial"/>
           <w:color w:val="000000"/>
           <w:sz w:val="18"/>
           <w:highlight w:val="lightGray"/>
@@ -1175,7 +1175,7 @@
       </w:r>
       <w:r>
         <w:rPr>
-          <w:rFonts w:ascii="Arial" w:hAnsi="Arial" w:cs="Arial"/>
+          <w:rFonts w:ascii="Arial" w:hAnsi="Arial" w:cs="Arial" w:eastAsia="Arial"/>
           <w:b/>
           <w:color w:val="000000"/>
           <w:sz w:val="18"/>
@@ -1185,7 +1185,7 @@
       </w:r>
       <w:r>
         <w:rPr>
-          <w:rFonts w:ascii="Arial" w:hAnsi="Arial" w:cs="Arial"/>
+          <w:rFonts w:ascii="Arial" w:hAnsi="Arial" w:cs="Arial" w:eastAsia="Arial"/>
           <w:color w:val="000000"/>
           <w:sz w:val="18"/>
           <w:highlight w:val="lightGray"/>
@@ -1194,7 +1194,7 @@
       </w:r>
       <w:r>
         <w:rPr>
-          <w:rFonts w:ascii="Arial" w:hAnsi="Arial" w:cs="Arial"/>
+          <w:rFonts w:ascii="Arial" w:hAnsi="Arial" w:cs="Arial" w:eastAsia="Arial"/>
           <w:b/>
           <w:color w:val="000000"/>
           <w:sz w:val="18"/>
@@ -1204,7 +1204,7 @@
       </w:r>
       <w:r>
         <w:rPr>
-          <w:rFonts w:ascii="Arial" w:hAnsi="Arial" w:cs="Arial"/>
+          <w:rFonts w:ascii="Arial" w:hAnsi="Arial" w:cs="Arial" w:eastAsia="Arial"/>
           <w:color w:val="000000"/>
           <w:sz w:val="18"/>
           <w:highlight w:val="lightGray"/>
@@ -1220,7 +1220,7 @@
       </w:pPr>
       <w:r>
         <w:rPr>
-          <w:rFonts w:ascii="Roboto Mono" w:hAnsi="Roboto Mono"/>
+          <w:rFonts w:ascii="Roboto Mono" w:hAnsi="Roboto Mono" w:eastAsia="Roboto Mono"/>
         </w:rPr>
         <w:t>NULL means:</w:t>
       </w:r>
@@ -1293,27 +1293,27 @@
       </w:pPr>
       <w:r>
         <w:rPr>
-          <w:rFonts w:ascii="Roboto Mono" w:hAnsi="Roboto Mono"/>
+          <w:rFonts w:ascii="Roboto Mono" w:hAnsi="Roboto Mono" w:eastAsia="Roboto Mono"/>
         </w:rPr>
         <w:t>Unknown</w:t>
       </w:r>
       <w:r>
         <w:rPr>
-          <w:rFonts w:ascii="Roboto Mono" w:hAnsi="Roboto Mono"/>
+          <w:rFonts w:ascii="Roboto Mono" w:hAnsi="Roboto Mono" w:eastAsia="Roboto Mono"/>
         </w:rPr>
         <w:br/>
         <w:t>Missing</w:t>
       </w:r>
       <w:r>
         <w:rPr>
-          <w:rFonts w:ascii="Roboto Mono" w:hAnsi="Roboto Mono"/>
+          <w:rFonts w:ascii="Roboto Mono" w:hAnsi="Roboto Mono" w:eastAsia="Roboto Mono"/>
         </w:rPr>
         <w:br/>
         <w:t>Not Provided</w:t>
       </w:r>
       <w:r>
         <w:rPr>
-          <w:rFonts w:ascii="Roboto Mono" w:hAnsi="Roboto Mono"/>
+          <w:rFonts w:ascii="Roboto Mono" w:hAnsi="Roboto Mono" w:eastAsia="Roboto Mono"/>
         </w:rPr>
         <w:br/>
         <w:t>No Value</w:t>
@@ -1327,7 +1327,7 @@
       </w:pPr>
       <w:r>
         <w:rPr>
-          <w:rFonts w:ascii="Roboto Mono" w:hAnsi="Roboto Mono"/>
+          <w:rFonts w:ascii="Roboto Mono" w:hAnsi="Roboto Mono" w:eastAsia="Roboto Mono"/>
         </w:rPr>
         <w:t>NULL is not:</w:t>
       </w:r>
@@ -1400,20 +1400,20 @@
       </w:pPr>
       <w:r>
         <w:rPr>
-          <w:rFonts w:ascii="Roboto Mono" w:hAnsi="Roboto Mono"/>
+          <w:rFonts w:ascii="Roboto Mono" w:hAnsi="Roboto Mono" w:eastAsia="Roboto Mono"/>
         </w:rPr>
         <w:t>0</w:t>
       </w:r>
       <w:r>
         <w:rPr>
-          <w:rFonts w:ascii="Roboto Mono" w:hAnsi="Roboto Mono"/>
+          <w:rFonts w:ascii="Roboto Mono" w:hAnsi="Roboto Mono" w:eastAsia="Roboto Mono"/>
         </w:rPr>
         <w:br/>
         <w:t>""</w:t>
       </w:r>
       <w:r>
         <w:rPr>
-          <w:rFonts w:ascii="Roboto Mono" w:hAnsi="Roboto Mono"/>
+          <w:rFonts w:ascii="Roboto Mono" w:hAnsi="Roboto Mono" w:eastAsia="Roboto Mono"/>
         </w:rPr>
         <w:br/>
         <w:t>False</w:t>
@@ -1427,7 +1427,7 @@
       </w:pPr>
       <w:r>
         <w:rPr>
-          <w:rFonts w:ascii="Roboto Mono" w:hAnsi="Roboto Mono"/>
+          <w:rFonts w:ascii="Roboto Mono" w:hAnsi="Roboto Mono" w:eastAsia="Roboto Mono"/>
         </w:rPr>
         <w:t>It represents the absence of a value.</w:t>
       </w:r>
@@ -1440,7 +1440,7 @@
       </w:pPr>
       <w:r>
         <w:rPr>
-          <w:rFonts w:ascii="Roboto Mono" w:hAnsi="Roboto Mono"/>
+          <w:rFonts w:ascii="Roboto Mono" w:hAnsi="Roboto Mono" w:eastAsia="Roboto Mono"/>
         </w:rPr>
         <w:pict w14:anchorId="13D80F0C">
           <v:rect id="_x0000_i1029" style="width:0;height:1.5pt" o:hralign="center" o:hrstd="t" o:hr="t" fillcolor="#a0a0a0" stroked="f"/>
@@ -1464,7 +1464,7 @@
     <w:p>
       <w:r>
         <w:rPr>
-          <w:rFonts w:ascii="Arial" w:hAnsi="Arial" w:cs="Arial"/>
+          <w:rFonts w:ascii="Arial" w:hAnsi="Arial" w:cs="Arial" w:eastAsia="Arial"/>
           <w:b/>
           <w:color w:val="000000"/>
           <w:sz w:val="18"/>
@@ -1474,7 +1474,7 @@
       </w:r>
       <w:r>
         <w:rPr>
-          <w:rFonts w:ascii="Arial" w:hAnsi="Arial" w:cs="Arial"/>
+          <w:rFonts w:ascii="Arial" w:hAnsi="Arial" w:cs="Arial" w:eastAsia="Arial"/>
           <w:color w:val="000000"/>
           <w:sz w:val="18"/>
           <w:highlight w:val="lightGray"/>
@@ -1483,7 +1483,7 @@
       </w:r>
       <w:r>
         <w:rPr>
-          <w:rFonts w:ascii="Arial" w:hAnsi="Arial" w:cs="Arial"/>
+          <w:rFonts w:ascii="Arial" w:hAnsi="Arial" w:cs="Arial" w:eastAsia="Arial"/>
           <w:b/>
           <w:color w:val="000000"/>
           <w:sz w:val="18"/>
@@ -1493,7 +1493,7 @@
       </w:r>
       <w:r>
         <w:rPr>
-          <w:rFonts w:ascii="Arial" w:hAnsi="Arial" w:cs="Arial"/>
+          <w:rFonts w:ascii="Arial" w:hAnsi="Arial" w:cs="Arial" w:eastAsia="Arial"/>
           <w:color w:val="000000"/>
           <w:sz w:val="18"/>
           <w:highlight w:val="lightGray"/>
@@ -1502,7 +1502,7 @@
       </w:r>
       <w:r>
         <w:rPr>
-          <w:rFonts w:ascii="Arial" w:hAnsi="Arial" w:cs="Arial"/>
+          <w:rFonts w:ascii="Arial" w:hAnsi="Arial" w:cs="Arial" w:eastAsia="Arial"/>
           <w:b/>
           <w:color w:val="000000"/>
           <w:sz w:val="18"/>
@@ -1512,7 +1512,7 @@
       </w:r>
       <w:r>
         <w:rPr>
-          <w:rFonts w:ascii="Arial" w:hAnsi="Arial" w:cs="Arial"/>
+          <w:rFonts w:ascii="Arial" w:hAnsi="Arial" w:cs="Arial" w:eastAsia="Arial"/>
           <w:color w:val="000000"/>
           <w:sz w:val="18"/>
           <w:highlight w:val="lightGray"/>
@@ -1530,7 +1530,7 @@
       </w:pPr>
       <w:r>
         <w:rPr>
-          <w:rFonts w:ascii="Roboto Mono" w:hAnsi="Roboto Mono"/>
+          <w:rFonts w:ascii="Roboto Mono" w:hAnsi="Roboto Mono" w:eastAsia="Roboto Mono"/>
           <w:b/>
           <w:bCs/>
         </w:rPr>
@@ -1545,7 +1545,7 @@
       </w:pPr>
       <w:r>
         <w:rPr>
-          <w:rFonts w:ascii="Roboto Mono" w:hAnsi="Roboto Mono"/>
+          <w:rFonts w:ascii="Roboto Mono" w:hAnsi="Roboto Mono" w:eastAsia="Roboto Mono"/>
         </w:rPr>
         <w:t>Required:</w:t>
       </w:r>
@@ -1618,20 +1618,20 @@
       </w:pPr>
       <w:r>
         <w:rPr>
-          <w:rFonts w:ascii="Roboto Mono" w:hAnsi="Roboto Mono"/>
+          <w:rFonts w:ascii="Roboto Mono" w:hAnsi="Roboto Mono" w:eastAsia="Roboto Mono"/>
         </w:rPr>
         <w:t>Name</w:t>
       </w:r>
       <w:r>
         <w:rPr>
-          <w:rFonts w:ascii="Roboto Mono" w:hAnsi="Roboto Mono"/>
+          <w:rFonts w:ascii="Roboto Mono" w:hAnsi="Roboto Mono" w:eastAsia="Roboto Mono"/>
         </w:rPr>
         <w:br/>
         <w:t>Email</w:t>
       </w:r>
       <w:r>
         <w:rPr>
-          <w:rFonts w:ascii="Roboto Mono" w:hAnsi="Roboto Mono"/>
+          <w:rFonts w:ascii="Roboto Mono" w:hAnsi="Roboto Mono" w:eastAsia="Roboto Mono"/>
         </w:rPr>
         <w:br/>
         <w:t>Password</w:t>
@@ -1645,7 +1645,7 @@
       </w:pPr>
       <w:r>
         <w:rPr>
-          <w:rFonts w:ascii="Roboto Mono" w:hAnsi="Roboto Mono"/>
+          <w:rFonts w:ascii="Roboto Mono" w:hAnsi="Roboto Mono" w:eastAsia="Roboto Mono"/>
         </w:rPr>
         <w:t>These fields should not be empty.</w:t>
       </w:r>
@@ -1658,7 +1658,7 @@
       </w:pPr>
       <w:r>
         <w:rPr>
-          <w:rFonts w:ascii="Roboto Mono" w:hAnsi="Roboto Mono"/>
+          <w:rFonts w:ascii="Roboto Mono" w:hAnsi="Roboto Mono" w:eastAsia="Roboto Mono"/>
         </w:rPr>
         <w:pict w14:anchorId="62C5EC64">
           <v:rect id="_x0000_i1030" style="width:0;height:1.5pt" o:hralign="center" o:hrstd="t" o:hr="t" fillcolor="#a0a0a0" stroked="f"/>
@@ -1675,7 +1675,7 @@
       </w:pPr>
       <w:r>
         <w:rPr>
-          <w:rFonts w:ascii="Roboto Mono" w:hAnsi="Roboto Mono"/>
+          <w:rFonts w:ascii="Roboto Mono" w:hAnsi="Roboto Mono" w:eastAsia="Roboto Mono"/>
           <w:b/>
           <w:bCs/>
         </w:rPr>
@@ -1690,7 +1690,7 @@
       </w:pPr>
       <w:r>
         <w:rPr>
-          <w:rFonts w:ascii="Roboto Mono" w:hAnsi="Roboto Mono"/>
+          <w:rFonts w:ascii="Roboto Mono" w:hAnsi="Roboto Mono" w:eastAsia="Roboto Mono"/>
         </w:rPr>
         <w:t>Required:</w:t>
       </w:r>
@@ -1763,13 +1763,13 @@
       </w:pPr>
       <w:r>
         <w:rPr>
-          <w:rFonts w:ascii="Roboto Mono" w:hAnsi="Roboto Mono"/>
+          <w:rFonts w:ascii="Roboto Mono" w:hAnsi="Roboto Mono" w:eastAsia="Roboto Mono"/>
         </w:rPr>
         <w:t>StudentID</w:t>
       </w:r>
       <w:r>
         <w:rPr>
-          <w:rFonts w:ascii="Roboto Mono" w:hAnsi="Roboto Mono"/>
+          <w:rFonts w:ascii="Roboto Mono" w:hAnsi="Roboto Mono" w:eastAsia="Roboto Mono"/>
         </w:rPr>
         <w:br/>
         <w:t>StudentName</w:t>
@@ -1783,7 +1783,7 @@
       </w:pPr>
       <w:r>
         <w:rPr>
-          <w:rFonts w:ascii="Roboto Mono" w:hAnsi="Roboto Mono"/>
+          <w:rFonts w:ascii="Roboto Mono" w:hAnsi="Roboto Mono" w:eastAsia="Roboto Mono"/>
         </w:rPr>
         <w:pict w14:anchorId="5E0A9889">
           <v:rect id="_x0000_i1031" style="width:0;height:1.5pt" o:hralign="center" o:hrstd="t" o:hr="t" fillcolor="#a0a0a0" stroked="f"/>
@@ -1800,7 +1800,7 @@
       </w:pPr>
       <w:r>
         <w:rPr>
-          <w:rFonts w:ascii="Roboto Mono" w:hAnsi="Roboto Mono"/>
+          <w:rFonts w:ascii="Roboto Mono" w:hAnsi="Roboto Mono" w:eastAsia="Roboto Mono"/>
           <w:b/>
           <w:bCs/>
         </w:rPr>
@@ -1815,7 +1815,7 @@
       </w:pPr>
       <w:r>
         <w:rPr>
-          <w:rFonts w:ascii="Roboto Mono" w:hAnsi="Roboto Mono"/>
+          <w:rFonts w:ascii="Roboto Mono" w:hAnsi="Roboto Mono" w:eastAsia="Roboto Mono"/>
         </w:rPr>
         <w:t>Required:</w:t>
       </w:r>
@@ -1888,20 +1888,20 @@
       </w:pPr>
       <w:r>
         <w:rPr>
-          <w:rFonts w:ascii="Roboto Mono" w:hAnsi="Roboto Mono"/>
+          <w:rFonts w:ascii="Roboto Mono" w:hAnsi="Roboto Mono" w:eastAsia="Roboto Mono"/>
         </w:rPr>
         <w:t>ProductID</w:t>
       </w:r>
       <w:r>
         <w:rPr>
-          <w:rFonts w:ascii="Roboto Mono" w:hAnsi="Roboto Mono"/>
+          <w:rFonts w:ascii="Roboto Mono" w:hAnsi="Roboto Mono" w:eastAsia="Roboto Mono"/>
         </w:rPr>
         <w:br/>
         <w:t>ProductName</w:t>
       </w:r>
       <w:r>
         <w:rPr>
-          <w:rFonts w:ascii="Roboto Mono" w:hAnsi="Roboto Mono"/>
+          <w:rFonts w:ascii="Roboto Mono" w:hAnsi="Roboto Mono" w:eastAsia="Roboto Mono"/>
         </w:rPr>
         <w:br/>
         <w:t>Price</w:t>
@@ -1915,7 +1915,7 @@
       </w:pPr>
       <w:r>
         <w:rPr>
-          <w:rFonts w:ascii="Roboto Mono" w:hAnsi="Roboto Mono"/>
+          <w:rFonts w:ascii="Roboto Mono" w:hAnsi="Roboto Mono" w:eastAsia="Roboto Mono"/>
         </w:rPr>
         <w:pict w14:anchorId="578AA24D">
           <v:rect id="_x0000_i1032" style="width:0;height:1.5pt" o:hralign="center" o:hrstd="t" o:hr="t" fillcolor="#a0a0a0" stroked="f"/>
@@ -1939,7 +1939,7 @@
     <w:p>
       <w:r>
         <w:rPr>
-          <w:rFonts w:ascii="Arial" w:hAnsi="Arial" w:cs="Arial"/>
+          <w:rFonts w:ascii="Arial" w:hAnsi="Arial" w:cs="Arial" w:eastAsia="Arial"/>
           <w:b/>
           <w:color w:val="000000"/>
           <w:sz w:val="18"/>
@@ -1949,7 +1949,7 @@
       </w:r>
       <w:r>
         <w:rPr>
-          <w:rFonts w:ascii="Arial" w:hAnsi="Arial" w:cs="Arial"/>
+          <w:rFonts w:ascii="Arial" w:hAnsi="Arial" w:cs="Arial" w:eastAsia="Arial"/>
           <w:color w:val="000000"/>
           <w:sz w:val="18"/>
           <w:highlight w:val="lightGray"/>
@@ -1958,7 +1958,7 @@
       </w:r>
       <w:r>
         <w:rPr>
-          <w:rFonts w:ascii="Arial" w:hAnsi="Arial" w:cs="Arial"/>
+          <w:rFonts w:ascii="Arial" w:hAnsi="Arial" w:cs="Arial" w:eastAsia="Arial"/>
           <w:b/>
           <w:color w:val="000000"/>
           <w:sz w:val="18"/>
@@ -1968,7 +1968,7 @@
       </w:r>
       <w:r>
         <w:rPr>
-          <w:rFonts w:ascii="Arial" w:hAnsi="Arial" w:cs="Arial"/>
+          <w:rFonts w:ascii="Arial" w:hAnsi="Arial" w:cs="Arial" w:eastAsia="Arial"/>
           <w:color w:val="000000"/>
           <w:sz w:val="18"/>
           <w:highlight w:val="lightGray"/>
@@ -1977,7 +1977,7 @@
       </w:r>
       <w:r>
         <w:rPr>
-          <w:rFonts w:ascii="Arial" w:hAnsi="Arial" w:cs="Arial"/>
+          <w:rFonts w:ascii="Arial" w:hAnsi="Arial" w:cs="Arial" w:eastAsia="Arial"/>
           <w:b/>
           <w:color w:val="000000"/>
           <w:sz w:val="18"/>
@@ -1987,7 +1987,7 @@
       </w:r>
       <w:r>
         <w:rPr>
-          <w:rFonts w:ascii="Arial" w:hAnsi="Arial" w:cs="Arial"/>
+          <w:rFonts w:ascii="Arial" w:hAnsi="Arial" w:cs="Arial" w:eastAsia="Arial"/>
           <w:color w:val="000000"/>
           <w:sz w:val="18"/>
           <w:highlight w:val="lightGray"/>
@@ -2005,7 +2005,7 @@
       </w:pPr>
       <w:r>
         <w:rPr>
-          <w:rFonts w:ascii="Roboto Mono" w:hAnsi="Roboto Mono"/>
+          <w:rFonts w:ascii="Roboto Mono" w:hAnsi="Roboto Mono" w:eastAsia="Roboto Mono"/>
           <w:b/>
           <w:bCs/>
         </w:rPr>
@@ -2082,27 +2082,27 @@
       </w:pPr>
       <w:r>
         <w:rPr>
-          <w:rFonts w:ascii="Roboto Mono" w:hAnsi="Roboto Mono"/>
+          <w:rFonts w:ascii="Roboto Mono" w:hAnsi="Roboto Mono" w:eastAsia="Roboto Mono"/>
         </w:rPr>
         <w:t>CREATE TABLE Customers (</w:t>
       </w:r>
       <w:r>
         <w:rPr>
-          <w:rFonts w:ascii="Roboto Mono" w:hAnsi="Roboto Mono"/>
+          <w:rFonts w:ascii="Roboto Mono" w:hAnsi="Roboto Mono" w:eastAsia="Roboto Mono"/>
         </w:rPr>
         <w:br/>
         <w:t xml:space="preserve">    CustomerID INT,</w:t>
       </w:r>
       <w:r>
         <w:rPr>
-          <w:rFonts w:ascii="Roboto Mono" w:hAnsi="Roboto Mono"/>
+          <w:rFonts w:ascii="Roboto Mono" w:hAnsi="Roboto Mono" w:eastAsia="Roboto Mono"/>
         </w:rPr>
         <w:br/>
         <w:t xml:space="preserve">    Name VARCHAR(100) NOT NULL</w:t>
       </w:r>
       <w:r>
         <w:rPr>
-          <w:rFonts w:ascii="Roboto Mono" w:hAnsi="Roboto Mono"/>
+          <w:rFonts w:ascii="Roboto Mono" w:hAnsi="Roboto Mono" w:eastAsia="Roboto Mono"/>
         </w:rPr>
         <w:br/>
         <w:t>);</w:t>
@@ -2116,7 +2116,7 @@
       </w:pPr>
       <w:r>
         <w:rPr>
-          <w:rFonts w:ascii="Roboto Mono" w:hAnsi="Roboto Mono"/>
+          <w:rFonts w:ascii="Roboto Mono" w:hAnsi="Roboto Mono" w:eastAsia="Roboto Mono"/>
         </w:rPr>
         <w:pict w14:anchorId="7C813857">
           <v:rect id="_x0000_i1033" style="width:0;height:1.5pt" o:hralign="center" o:hrstd="t" o:hr="t" fillcolor="#a0a0a0" stroked="f"/>
@@ -2133,7 +2133,7 @@
       </w:pPr>
       <w:r>
         <w:rPr>
-          <w:rFonts w:ascii="Roboto Mono" w:hAnsi="Roboto Mono"/>
+          <w:rFonts w:ascii="Roboto Mono" w:hAnsi="Roboto Mono" w:eastAsia="Roboto Mono"/>
           <w:b/>
           <w:bCs/>
         </w:rPr>
@@ -2210,13 +2210,13 @@
       </w:pPr>
       <w:r>
         <w:rPr>
-          <w:rFonts w:ascii="Roboto Mono" w:hAnsi="Roboto Mono"/>
+          <w:rFonts w:ascii="Roboto Mono" w:hAnsi="Roboto Mono" w:eastAsia="Roboto Mono"/>
         </w:rPr>
         <w:t>INSERT INTO Customers</w:t>
       </w:r>
       <w:r>
         <w:rPr>
-          <w:rFonts w:ascii="Roboto Mono" w:hAnsi="Roboto Mono"/>
+          <w:rFonts w:ascii="Roboto Mono" w:hAnsi="Roboto Mono" w:eastAsia="Roboto Mono"/>
         </w:rPr>
         <w:br/>
         <w:t>VALUES (1, 'Ali');</w:t>
@@ -2230,7 +2230,7 @@
       </w:pPr>
       <w:r>
         <w:rPr>
-          <w:rFonts w:ascii="Roboto Mono" w:hAnsi="Roboto Mono"/>
+          <w:rFonts w:ascii="Roboto Mono" w:hAnsi="Roboto Mono" w:eastAsia="Roboto Mono"/>
         </w:rPr>
         <w:t>Result:</w:t>
       </w:r>
@@ -2303,7 +2303,7 @@
       </w:pPr>
       <w:r>
         <w:rPr>
-          <w:rFonts w:ascii="Roboto Mono" w:hAnsi="Roboto Mono"/>
+          <w:rFonts w:ascii="Roboto Mono" w:hAnsi="Roboto Mono" w:eastAsia="Roboto Mono"/>
         </w:rPr>
         <w:t>Success</w:t>
       </w:r>
@@ -2316,7 +2316,7 @@
       </w:pPr>
       <w:r>
         <w:rPr>
-          <w:rFonts w:ascii="Roboto Mono" w:hAnsi="Roboto Mono"/>
+          <w:rFonts w:ascii="Roboto Mono" w:hAnsi="Roboto Mono" w:eastAsia="Roboto Mono"/>
         </w:rPr>
         <w:pict w14:anchorId="045B4FAE">
           <v:rect id="_x0000_i1034" style="width:0;height:1.5pt" o:hralign="center" o:hrstd="t" o:hr="t" fillcolor="#a0a0a0" stroked="f"/>
@@ -2333,7 +2333,7 @@
       </w:pPr>
       <w:r>
         <w:rPr>
-          <w:rFonts w:ascii="Roboto Mono" w:hAnsi="Roboto Mono"/>
+          <w:rFonts w:ascii="Roboto Mono" w:hAnsi="Roboto Mono" w:eastAsia="Roboto Mono"/>
           <w:b/>
           <w:bCs/>
         </w:rPr>
@@ -2410,13 +2410,13 @@
       </w:pPr>
       <w:r>
         <w:rPr>
-          <w:rFonts w:ascii="Roboto Mono" w:hAnsi="Roboto Mono"/>
+          <w:rFonts w:ascii="Roboto Mono" w:hAnsi="Roboto Mono" w:eastAsia="Roboto Mono"/>
         </w:rPr>
         <w:t>INSERT INTO Customers</w:t>
       </w:r>
       <w:r>
         <w:rPr>
-          <w:rFonts w:ascii="Roboto Mono" w:hAnsi="Roboto Mono"/>
+          <w:rFonts w:ascii="Roboto Mono" w:hAnsi="Roboto Mono" w:eastAsia="Roboto Mono"/>
         </w:rPr>
         <w:br/>
         <w:t>VALUES (2, NULL);</w:t>
@@ -2430,7 +2430,7 @@
       </w:pPr>
       <w:r>
         <w:rPr>
-          <w:rFonts w:ascii="Roboto Mono" w:hAnsi="Roboto Mono"/>
+          <w:rFonts w:ascii="Roboto Mono" w:hAnsi="Roboto Mono" w:eastAsia="Roboto Mono"/>
         </w:rPr>
         <w:t>Result:</w:t>
       </w:r>
@@ -2503,7 +2503,7 @@
       </w:pPr>
       <w:r>
         <w:rPr>
-          <w:rFonts w:ascii="Roboto Mono" w:hAnsi="Roboto Mono"/>
+          <w:rFonts w:ascii="Roboto Mono" w:hAnsi="Roboto Mono" w:eastAsia="Roboto Mono"/>
         </w:rPr>
         <w:t>Error</w:t>
       </w:r>
@@ -2516,7 +2516,7 @@
       </w:pPr>
       <w:r>
         <w:rPr>
-          <w:rFonts w:ascii="Roboto Mono" w:hAnsi="Roboto Mono"/>
+          <w:rFonts w:ascii="Roboto Mono" w:hAnsi="Roboto Mono" w:eastAsia="Roboto Mono"/>
         </w:rPr>
         <w:t>Because Name is NOT NULL.</w:t>
       </w:r>
@@ -2529,7 +2529,7 @@
       </w:pPr>
       <w:r>
         <w:rPr>
-          <w:rFonts w:ascii="Roboto Mono" w:hAnsi="Roboto Mono"/>
+          <w:rFonts w:ascii="Roboto Mono" w:hAnsi="Roboto Mono" w:eastAsia="Roboto Mono"/>
         </w:rPr>
         <w:pict w14:anchorId="3E0C733E">
           <v:rect id="_x0000_i1035" style="width:0;height:1.5pt" o:hralign="center" o:hrstd="t" o:hr="t" fillcolor="#a0a0a0" stroked="f"/>
@@ -2553,7 +2553,7 @@
     <w:p>
       <w:r>
         <w:rPr>
-          <w:rFonts w:ascii="Arial" w:hAnsi="Arial" w:cs="Arial"/>
+          <w:rFonts w:ascii="Arial" w:hAnsi="Arial" w:cs="Arial" w:eastAsia="Arial"/>
           <w:b/>
           <w:color w:val="000000"/>
           <w:sz w:val="18"/>
@@ -2563,7 +2563,7 @@
       </w:r>
       <w:r>
         <w:rPr>
-          <w:rFonts w:ascii="Arial" w:hAnsi="Arial" w:cs="Arial"/>
+          <w:rFonts w:ascii="Arial" w:hAnsi="Arial" w:cs="Arial" w:eastAsia="Arial"/>
           <w:color w:val="000000"/>
           <w:sz w:val="18"/>
           <w:highlight w:val="lightGray"/>
@@ -2572,7 +2572,7 @@
       </w:r>
       <w:r>
         <w:rPr>
-          <w:rFonts w:ascii="Arial" w:hAnsi="Arial" w:cs="Arial"/>
+          <w:rFonts w:ascii="Arial" w:hAnsi="Arial" w:cs="Arial" w:eastAsia="Arial"/>
           <w:b/>
           <w:color w:val="000000"/>
           <w:sz w:val="18"/>
@@ -2582,7 +2582,7 @@
       </w:r>
       <w:r>
         <w:rPr>
-          <w:rFonts w:ascii="Arial" w:hAnsi="Arial" w:cs="Arial"/>
+          <w:rFonts w:ascii="Arial" w:hAnsi="Arial" w:cs="Arial" w:eastAsia="Arial"/>
           <w:color w:val="000000"/>
           <w:sz w:val="18"/>
           <w:highlight w:val="lightGray"/>
@@ -2591,7 +2591,7 @@
       </w:r>
       <w:r>
         <w:rPr>
-          <w:rFonts w:ascii="Arial" w:hAnsi="Arial" w:cs="Arial"/>
+          <w:rFonts w:ascii="Arial" w:hAnsi="Arial" w:cs="Arial" w:eastAsia="Arial"/>
           <w:b/>
           <w:color w:val="000000"/>
           <w:sz w:val="18"/>
@@ -2601,7 +2601,7 @@
       </w:r>
       <w:r>
         <w:rPr>
-          <w:rFonts w:ascii="Arial" w:hAnsi="Arial" w:cs="Arial"/>
+          <w:rFonts w:ascii="Arial" w:hAnsi="Arial" w:cs="Arial" w:eastAsia="Arial"/>
           <w:color w:val="000000"/>
           <w:sz w:val="18"/>
           <w:highlight w:val="lightGray"/>
@@ -2619,7 +2619,7 @@
       </w:pPr>
       <w:r>
         <w:rPr>
-          <w:rFonts w:ascii="Roboto Mono" w:hAnsi="Roboto Mono"/>
+          <w:rFonts w:ascii="Roboto Mono" w:hAnsi="Roboto Mono" w:eastAsia="Roboto Mono"/>
           <w:b/>
           <w:bCs/>
         </w:rPr>
@@ -2902,7 +2902,7 @@
       </w:pPr>
       <w:r>
         <w:rPr>
-          <w:rFonts w:ascii="Roboto Mono" w:hAnsi="Roboto Mono"/>
+          <w:rFonts w:ascii="Roboto Mono" w:hAnsi="Roboto Mono" w:eastAsia="Roboto Mono"/>
         </w:rPr>
         <w:pict w14:anchorId="7EADF1BA">
           <v:rect id="_x0000_i1036" style="width:0;height:1.5pt" o:hralign="center" o:hrstd="t" o:hr="t" fillcolor="#a0a0a0" stroked="f"/>
@@ -2919,7 +2919,7 @@
       </w:pPr>
       <w:r>
         <w:rPr>
-          <w:rFonts w:ascii="Roboto Mono" w:hAnsi="Roboto Mono"/>
+          <w:rFonts w:ascii="Roboto Mono" w:hAnsi="Roboto Mono" w:eastAsia="Roboto Mono"/>
           <w:b/>
           <w:bCs/>
         </w:rPr>
@@ -3222,7 +3222,7 @@
       </w:pPr>
       <w:r>
         <w:rPr>
-          <w:rFonts w:ascii="Roboto Mono" w:hAnsi="Roboto Mono"/>
+          <w:rFonts w:ascii="Roboto Mono" w:hAnsi="Roboto Mono" w:eastAsia="Roboto Mono"/>
         </w:rPr>
         <w:t>Email is allowed to be NULL.</w:t>
       </w:r>
@@ -3235,7 +3235,7 @@
       </w:pPr>
       <w:r>
         <w:rPr>
-          <w:rFonts w:ascii="Roboto Mono" w:hAnsi="Roboto Mono"/>
+          <w:rFonts w:ascii="Roboto Mono" w:hAnsi="Roboto Mono" w:eastAsia="Roboto Mono"/>
         </w:rPr>
         <w:pict w14:anchorId="721F7576">
           <v:rect id="_x0000_i1037" style="width:0;height:1.5pt" o:hralign="center" o:hrstd="t" o:hr="t" fillcolor="#a0a0a0" stroked="f"/>
@@ -3252,7 +3252,7 @@
       </w:pPr>
       <w:r>
         <w:rPr>
-          <w:rFonts w:ascii="Roboto Mono" w:hAnsi="Roboto Mono"/>
+          <w:rFonts w:ascii="Roboto Mono" w:hAnsi="Roboto Mono" w:eastAsia="Roboto Mono"/>
           <w:b/>
           <w:bCs/>
         </w:rPr>
@@ -3445,7 +3445,7 @@
       </w:pPr>
       <w:r>
         <w:rPr>
-          <w:rFonts w:ascii="Roboto Mono" w:hAnsi="Roboto Mono"/>
+          <w:rFonts w:ascii="Roboto Mono" w:hAnsi="Roboto Mono" w:eastAsia="Roboto Mono"/>
         </w:rPr>
         <w:t>Name is NOT NULL.</w:t>
       </w:r>
@@ -3458,7 +3458,7 @@
       </w:pPr>
       <w:r>
         <w:rPr>
-          <w:rFonts w:ascii="Roboto Mono" w:hAnsi="Roboto Mono"/>
+          <w:rFonts w:ascii="Roboto Mono" w:hAnsi="Roboto Mono" w:eastAsia="Roboto Mono"/>
         </w:rPr>
         <w:pict w14:anchorId="3BEA2AAD">
           <v:rect id="_x0000_i1038" style="width:0;height:1.5pt" o:hralign="center" o:hrstd="t" o:hr="t" fillcolor="#a0a0a0" stroked="f"/>
@@ -3482,7 +3482,7 @@
     <w:p>
       <w:r>
         <w:rPr>
-          <w:rFonts w:ascii="Arial" w:hAnsi="Arial" w:cs="Arial"/>
+          <w:rFonts w:ascii="Arial" w:hAnsi="Arial" w:cs="Arial" w:eastAsia="Arial"/>
           <w:b/>
           <w:color w:val="000000"/>
           <w:sz w:val="18"/>
@@ -3492,7 +3492,7 @@
       </w:r>
       <w:r>
         <w:rPr>
-          <w:rFonts w:ascii="Arial" w:hAnsi="Arial" w:cs="Arial"/>
+          <w:rFonts w:ascii="Arial" w:hAnsi="Arial" w:cs="Arial" w:eastAsia="Arial"/>
           <w:color w:val="000000"/>
           <w:sz w:val="18"/>
           <w:highlight w:val="lightGray"/>
@@ -3501,7 +3501,7 @@
       </w:r>
       <w:r>
         <w:rPr>
-          <w:rFonts w:ascii="Arial" w:hAnsi="Arial" w:cs="Arial"/>
+          <w:rFonts w:ascii="Arial" w:hAnsi="Arial" w:cs="Arial" w:eastAsia="Arial"/>
           <w:b/>
           <w:color w:val="000000"/>
           <w:sz w:val="18"/>
@@ -3511,7 +3511,7 @@
       </w:r>
       <w:r>
         <w:rPr>
-          <w:rFonts w:ascii="Arial" w:hAnsi="Arial" w:cs="Arial"/>
+          <w:rFonts w:ascii="Arial" w:hAnsi="Arial" w:cs="Arial" w:eastAsia="Arial"/>
           <w:color w:val="000000"/>
           <w:sz w:val="18"/>
           <w:highlight w:val="lightGray"/>
@@ -3520,7 +3520,7 @@
       </w:r>
       <w:r>
         <w:rPr>
-          <w:rFonts w:ascii="Arial" w:hAnsi="Arial" w:cs="Arial"/>
+          <w:rFonts w:ascii="Arial" w:hAnsi="Arial" w:cs="Arial" w:eastAsia="Arial"/>
           <w:b/>
           <w:color w:val="000000"/>
           <w:sz w:val="18"/>
@@ -3530,7 +3530,7 @@
       </w:r>
       <w:r>
         <w:rPr>
-          <w:rFonts w:ascii="Arial" w:hAnsi="Arial" w:cs="Arial"/>
+          <w:rFonts w:ascii="Arial" w:hAnsi="Arial" w:cs="Arial" w:eastAsia="Arial"/>
           <w:color w:val="000000"/>
           <w:sz w:val="18"/>
           <w:highlight w:val="lightGray"/>
@@ -3546,7 +3546,7 @@
       </w:pPr>
       <w:r>
         <w:rPr>
-          <w:rFonts w:ascii="Roboto Mono" w:hAnsi="Roboto Mono"/>
+          <w:rFonts w:ascii="Roboto Mono" w:hAnsi="Roboto Mono" w:eastAsia="Roboto Mono"/>
         </w:rPr>
         <w:t>A NOT NULL column:</w:t>
       </w:r>
@@ -3563,7 +3563,7 @@
       </w:pPr>
       <w:r>
         <w:rPr>
-          <w:rFonts w:ascii="Roboto Mono" w:hAnsi="Roboto Mono"/>
+          <w:rFonts w:ascii="Roboto Mono" w:hAnsi="Roboto Mono" w:eastAsia="Roboto Mono"/>
         </w:rPr>
         <w:t xml:space="preserve">Must contain a value </w:t>
       </w:r>
@@ -3580,7 +3580,7 @@
       </w:pPr>
       <w:r>
         <w:rPr>
-          <w:rFonts w:ascii="Roboto Mono" w:hAnsi="Roboto Mono"/>
+          <w:rFonts w:ascii="Roboto Mono" w:hAnsi="Roboto Mono" w:eastAsia="Roboto Mono"/>
         </w:rPr>
         <w:t xml:space="preserve">Cannot be empty </w:t>
       </w:r>
@@ -3597,7 +3597,7 @@
       </w:pPr>
       <w:r>
         <w:rPr>
-          <w:rFonts w:ascii="Roboto Mono" w:hAnsi="Roboto Mono"/>
+          <w:rFonts w:ascii="Roboto Mono" w:hAnsi="Roboto Mono" w:eastAsia="Roboto Mono"/>
         </w:rPr>
         <w:t xml:space="preserve">Improves data integrity </w:t>
       </w:r>
@@ -3614,7 +3614,7 @@
       </w:pPr>
       <w:r>
         <w:rPr>
-          <w:rFonts w:ascii="Roboto Mono" w:hAnsi="Roboto Mono"/>
+          <w:rFonts w:ascii="Roboto Mono" w:hAnsi="Roboto Mono" w:eastAsia="Roboto Mono"/>
         </w:rPr>
         <w:t xml:space="preserve">Can be combined with other constraints </w:t>
       </w:r>
@@ -3627,7 +3627,7 @@
       </w:pPr>
       <w:r>
         <w:rPr>
-          <w:rFonts w:ascii="Roboto Mono" w:hAnsi="Roboto Mono"/>
+          <w:rFonts w:ascii="Roboto Mono" w:hAnsi="Roboto Mono" w:eastAsia="Roboto Mono"/>
         </w:rPr>
         <w:pict w14:anchorId="2173FD99">
           <v:rect id="_x0000_i1039" style="width:0;height:1.5pt" o:hralign="center" o:hrstd="t" o:hr="t" fillcolor="#a0a0a0" stroked="f"/>
@@ -3651,7 +3651,7 @@
     <w:p>
       <w:r>
         <w:rPr>
-          <w:rFonts w:ascii="Arial" w:hAnsi="Arial" w:cs="Arial"/>
+          <w:rFonts w:ascii="Arial" w:hAnsi="Arial" w:cs="Arial" w:eastAsia="Arial"/>
           <w:b/>
           <w:color w:val="000000"/>
           <w:sz w:val="18"/>
@@ -3661,7 +3661,7 @@
       </w:r>
       <w:r>
         <w:rPr>
-          <w:rFonts w:ascii="Arial" w:hAnsi="Arial" w:cs="Arial"/>
+          <w:rFonts w:ascii="Arial" w:hAnsi="Arial" w:cs="Arial" w:eastAsia="Arial"/>
           <w:color w:val="000000"/>
           <w:sz w:val="18"/>
           <w:highlight w:val="lightGray"/>
@@ -3670,7 +3670,7 @@
       </w:r>
       <w:r>
         <w:rPr>
-          <w:rFonts w:ascii="Arial" w:hAnsi="Arial" w:cs="Arial"/>
+          <w:rFonts w:ascii="Arial" w:hAnsi="Arial" w:cs="Arial" w:eastAsia="Arial"/>
           <w:b/>
           <w:color w:val="000000"/>
           <w:sz w:val="18"/>
@@ -3680,7 +3680,7 @@
       </w:r>
       <w:r>
         <w:rPr>
-          <w:rFonts w:ascii="Arial" w:hAnsi="Arial" w:cs="Arial"/>
+          <w:rFonts w:ascii="Arial" w:hAnsi="Arial" w:cs="Arial" w:eastAsia="Arial"/>
           <w:color w:val="000000"/>
           <w:sz w:val="18"/>
           <w:highlight w:val="lightGray"/>
@@ -3689,7 +3689,7 @@
       </w:r>
       <w:r>
         <w:rPr>
-          <w:rFonts w:ascii="Arial" w:hAnsi="Arial" w:cs="Arial"/>
+          <w:rFonts w:ascii="Arial" w:hAnsi="Arial" w:cs="Arial" w:eastAsia="Arial"/>
           <w:b/>
           <w:color w:val="000000"/>
           <w:sz w:val="18"/>
@@ -3699,7 +3699,7 @@
       </w:r>
       <w:r>
         <w:rPr>
-          <w:rFonts w:ascii="Arial" w:hAnsi="Arial" w:cs="Arial"/>
+          <w:rFonts w:ascii="Arial" w:hAnsi="Arial" w:cs="Arial" w:eastAsia="Arial"/>
           <w:color w:val="000000"/>
           <w:sz w:val="18"/>
           <w:highlight w:val="lightGray"/>
@@ -3715,7 +3715,7 @@
       </w:pPr>
       <w:r>
         <w:rPr>
-          <w:rFonts w:ascii="Roboto Mono" w:hAnsi="Roboto Mono"/>
+          <w:rFonts w:ascii="Roboto Mono" w:hAnsi="Roboto Mono" w:eastAsia="Roboto Mono"/>
         </w:rPr>
         <w:t>Every Primary Key automatically has:</w:t>
       </w:r>
@@ -3788,13 +3788,13 @@
       </w:pPr>
       <w:r>
         <w:rPr>
-          <w:rFonts w:ascii="Roboto Mono" w:hAnsi="Roboto Mono"/>
+          <w:rFonts w:ascii="Roboto Mono" w:hAnsi="Roboto Mono" w:eastAsia="Roboto Mono"/>
         </w:rPr>
         <w:t>UNIQUE</w:t>
       </w:r>
       <w:r>
         <w:rPr>
-          <w:rFonts w:ascii="Roboto Mono" w:hAnsi="Roboto Mono"/>
+          <w:rFonts w:ascii="Roboto Mono" w:hAnsi="Roboto Mono" w:eastAsia="Roboto Mono"/>
         </w:rPr>
         <w:br/>
         <w:t>NOT NULL</w:t>
@@ -3808,7 +3808,7 @@
       </w:pPr>
       <w:r>
         <w:rPr>
-          <w:rFonts w:ascii="Roboto Mono" w:hAnsi="Roboto Mono"/>
+          <w:rFonts w:ascii="Roboto Mono" w:hAnsi="Roboto Mono" w:eastAsia="Roboto Mono"/>
         </w:rPr>
         <w:t>Example:</w:t>
       </w:r>
@@ -3881,27 +3881,27 @@
       </w:pPr>
       <w:r>
         <w:rPr>
-          <w:rFonts w:ascii="Roboto Mono" w:hAnsi="Roboto Mono"/>
+          <w:rFonts w:ascii="Roboto Mono" w:hAnsi="Roboto Mono" w:eastAsia="Roboto Mono"/>
         </w:rPr>
         <w:t>CREATE TABLE Students (</w:t>
       </w:r>
       <w:r>
         <w:rPr>
-          <w:rFonts w:ascii="Roboto Mono" w:hAnsi="Roboto Mono"/>
+          <w:rFonts w:ascii="Roboto Mono" w:hAnsi="Roboto Mono" w:eastAsia="Roboto Mono"/>
         </w:rPr>
         <w:br/>
         <w:t xml:space="preserve">    StudentID INT PRIMARY KEY,</w:t>
       </w:r>
       <w:r>
         <w:rPr>
-          <w:rFonts w:ascii="Roboto Mono" w:hAnsi="Roboto Mono"/>
+          <w:rFonts w:ascii="Roboto Mono" w:hAnsi="Roboto Mono" w:eastAsia="Roboto Mono"/>
         </w:rPr>
         <w:br/>
         <w:t xml:space="preserve">    Name VARCHAR(100)</w:t>
       </w:r>
       <w:r>
         <w:rPr>
-          <w:rFonts w:ascii="Roboto Mono" w:hAnsi="Roboto Mono"/>
+          <w:rFonts w:ascii="Roboto Mono" w:hAnsi="Roboto Mono" w:eastAsia="Roboto Mono"/>
         </w:rPr>
         <w:br/>
         <w:t>);</w:t>
@@ -3915,7 +3915,7 @@
       </w:pPr>
       <w:r>
         <w:rPr>
-          <w:rFonts w:ascii="Roboto Mono" w:hAnsi="Roboto Mono"/>
+          <w:rFonts w:ascii="Roboto Mono" w:hAnsi="Roboto Mono" w:eastAsia="Roboto Mono"/>
         </w:rPr>
         <w:t>StudentID cannot be NULL.</w:t>
       </w:r>
@@ -3928,7 +3928,7 @@
       </w:pPr>
       <w:r>
         <w:rPr>
-          <w:rFonts w:ascii="Roboto Mono" w:hAnsi="Roboto Mono"/>
+          <w:rFonts w:ascii="Roboto Mono" w:hAnsi="Roboto Mono" w:eastAsia="Roboto Mono"/>
         </w:rPr>
         <w:pict w14:anchorId="79D4ACBF">
           <v:rect id="_x0000_i1040" style="width:0;height:1.5pt" o:hralign="center" o:hrstd="t" o:hr="t" fillcolor="#a0a0a0" stroked="f"/>
@@ -3952,7 +3952,7 @@
     <w:p>
       <w:r>
         <w:rPr>
-          <w:rFonts w:ascii="Arial" w:hAnsi="Arial" w:cs="Arial"/>
+          <w:rFonts w:ascii="Arial" w:hAnsi="Arial" w:cs="Arial" w:eastAsia="Arial"/>
           <w:b/>
           <w:color w:val="000000"/>
           <w:sz w:val="18"/>
@@ -3962,7 +3962,7 @@
       </w:r>
       <w:r>
         <w:rPr>
-          <w:rFonts w:ascii="Arial" w:hAnsi="Arial" w:cs="Arial"/>
+          <w:rFonts w:ascii="Arial" w:hAnsi="Arial" w:cs="Arial" w:eastAsia="Arial"/>
           <w:color w:val="000000"/>
           <w:sz w:val="18"/>
           <w:highlight w:val="lightGray"/>
@@ -3971,7 +3971,7 @@
       </w:r>
       <w:r>
         <w:rPr>
-          <w:rFonts w:ascii="Arial" w:hAnsi="Arial" w:cs="Arial"/>
+          <w:rFonts w:ascii="Arial" w:hAnsi="Arial" w:cs="Arial" w:eastAsia="Arial"/>
           <w:b/>
           <w:color w:val="000000"/>
           <w:sz w:val="18"/>
@@ -3981,7 +3981,7 @@
       </w:r>
       <w:r>
         <w:rPr>
-          <w:rFonts w:ascii="Arial" w:hAnsi="Arial" w:cs="Arial"/>
+          <w:rFonts w:ascii="Arial" w:hAnsi="Arial" w:cs="Arial" w:eastAsia="Arial"/>
           <w:color w:val="000000"/>
           <w:sz w:val="18"/>
           <w:highlight w:val="lightGray"/>
@@ -3990,7 +3990,7 @@
       </w:r>
       <w:r>
         <w:rPr>
-          <w:rFonts w:ascii="Arial" w:hAnsi="Arial" w:cs="Arial"/>
+          <w:rFonts w:ascii="Arial" w:hAnsi="Arial" w:cs="Arial" w:eastAsia="Arial"/>
           <w:b/>
           <w:color w:val="000000"/>
           <w:sz w:val="18"/>
@@ -4000,7 +4000,7 @@
       </w:r>
       <w:r>
         <w:rPr>
-          <w:rFonts w:ascii="Arial" w:hAnsi="Arial" w:cs="Arial"/>
+          <w:rFonts w:ascii="Arial" w:hAnsi="Arial" w:cs="Arial" w:eastAsia="Arial"/>
           <w:color w:val="000000"/>
           <w:sz w:val="18"/>
           <w:highlight w:val="lightGray"/>
@@ -4018,7 +4018,7 @@
       </w:pPr>
       <w:r>
         <w:rPr>
-          <w:rFonts w:ascii="Roboto Mono" w:hAnsi="Roboto Mono"/>
+          <w:rFonts w:ascii="Roboto Mono" w:hAnsi="Roboto Mono" w:eastAsia="Roboto Mono"/>
           <w:b/>
           <w:bCs/>
         </w:rPr>
@@ -4321,7 +4321,7 @@
       </w:pPr>
       <w:r>
         <w:rPr>
-          <w:rFonts w:ascii="Roboto Mono" w:hAnsi="Roboto Mono"/>
+          <w:rFonts w:ascii="Roboto Mono" w:hAnsi="Roboto Mono" w:eastAsia="Roboto Mono"/>
         </w:rPr>
         <w:t>If Name is NOT NULL:</w:t>
       </w:r>
@@ -4394,7 +4394,7 @@
       </w:pPr>
       <w:r>
         <w:rPr>
-          <w:rFonts w:ascii="Roboto Mono" w:hAnsi="Roboto Mono"/>
+          <w:rFonts w:ascii="Roboto Mono" w:hAnsi="Roboto Mono" w:eastAsia="Roboto Mono"/>
         </w:rPr>
         <w:t>Every employee must have a name.</w:t>
       </w:r>
@@ -4407,7 +4407,7 @@
       </w:pPr>
       <w:r>
         <w:rPr>
-          <w:rFonts w:ascii="Roboto Mono" w:hAnsi="Roboto Mono"/>
+          <w:rFonts w:ascii="Roboto Mono" w:hAnsi="Roboto Mono" w:eastAsia="Roboto Mono"/>
         </w:rPr>
         <w:pict w14:anchorId="6EF4173E">
           <v:rect id="_x0000_i1041" style="width:0;height:1.5pt" o:hralign="center" o:hrstd="t" o:hr="t" fillcolor="#a0a0a0" stroked="f"/>
@@ -4431,7 +4431,7 @@
     <w:p>
       <w:r>
         <w:rPr>
-          <w:rFonts w:ascii="Arial" w:hAnsi="Arial" w:cs="Arial"/>
+          <w:rFonts w:ascii="Arial" w:hAnsi="Arial" w:cs="Arial" w:eastAsia="Arial"/>
           <w:b/>
           <w:color w:val="000000"/>
           <w:sz w:val="18"/>
@@ -4441,7 +4441,7 @@
       </w:r>
       <w:r>
         <w:rPr>
-          <w:rFonts w:ascii="Arial" w:hAnsi="Arial" w:cs="Arial"/>
+          <w:rFonts w:ascii="Arial" w:hAnsi="Arial" w:cs="Arial" w:eastAsia="Arial"/>
           <w:color w:val="000000"/>
           <w:sz w:val="18"/>
           <w:highlight w:val="lightGray"/>
@@ -4450,7 +4450,7 @@
       </w:r>
       <w:r>
         <w:rPr>
-          <w:rFonts w:ascii="Arial" w:hAnsi="Arial" w:cs="Arial"/>
+          <w:rFonts w:ascii="Arial" w:hAnsi="Arial" w:cs="Arial" w:eastAsia="Arial"/>
           <w:b/>
           <w:color w:val="000000"/>
           <w:sz w:val="18"/>
@@ -4460,7 +4460,7 @@
       </w:r>
       <w:r>
         <w:rPr>
-          <w:rFonts w:ascii="Arial" w:hAnsi="Arial" w:cs="Arial"/>
+          <w:rFonts w:ascii="Arial" w:hAnsi="Arial" w:cs="Arial" w:eastAsia="Arial"/>
           <w:color w:val="000000"/>
           <w:sz w:val="18"/>
           <w:highlight w:val="lightGray"/>
@@ -4469,7 +4469,7 @@
       </w:r>
       <w:r>
         <w:rPr>
-          <w:rFonts w:ascii="Arial" w:hAnsi="Arial" w:cs="Arial"/>
+          <w:rFonts w:ascii="Arial" w:hAnsi="Arial" w:cs="Arial" w:eastAsia="Arial"/>
           <w:b/>
           <w:color w:val="000000"/>
           <w:sz w:val="18"/>
@@ -4479,7 +4479,7 @@
       </w:r>
       <w:r>
         <w:rPr>
-          <w:rFonts w:ascii="Arial" w:hAnsi="Arial" w:cs="Arial"/>
+          <w:rFonts w:ascii="Arial" w:hAnsi="Arial" w:cs="Arial" w:eastAsia="Arial"/>
           <w:color w:val="000000"/>
           <w:sz w:val="18"/>
           <w:highlight w:val="lightGray"/>
@@ -4497,7 +4497,7 @@
       </w:pPr>
       <w:r>
         <w:rPr>
-          <w:rFonts w:ascii="Roboto Mono" w:hAnsi="Roboto Mono"/>
+          <w:rFonts w:ascii="Roboto Mono" w:hAnsi="Roboto Mono" w:eastAsia="Roboto Mono"/>
           <w:b/>
           <w:bCs/>
         </w:rPr>
@@ -4574,7 +4574,7 @@
       </w:pPr>
       <w:r>
         <w:rPr>
-          <w:rFonts w:ascii="Roboto Mono" w:hAnsi="Roboto Mono"/>
+          <w:rFonts w:ascii="Roboto Mono" w:hAnsi="Roboto Mono" w:eastAsia="Roboto Mono"/>
         </w:rPr>
         <w:t>Name = Required</w:t>
       </w:r>
@@ -4587,7 +4587,7 @@
       </w:pPr>
       <w:r>
         <w:rPr>
-          <w:rFonts w:ascii="Roboto Mono" w:hAnsi="Roboto Mono"/>
+          <w:rFonts w:ascii="Roboto Mono" w:hAnsi="Roboto Mono" w:eastAsia="Roboto Mono"/>
         </w:rPr>
         <w:t>Valid:</w:t>
       </w:r>
@@ -4660,20 +4660,20 @@
       </w:pPr>
       <w:r>
         <w:rPr>
-          <w:rFonts w:ascii="Roboto Mono" w:hAnsi="Roboto Mono"/>
+          <w:rFonts w:ascii="Roboto Mono" w:hAnsi="Roboto Mono" w:eastAsia="Roboto Mono"/>
         </w:rPr>
         <w:t>Ali</w:t>
       </w:r>
       <w:r>
         <w:rPr>
-          <w:rFonts w:ascii="Roboto Mono" w:hAnsi="Roboto Mono"/>
+          <w:rFonts w:ascii="Roboto Mono" w:hAnsi="Roboto Mono" w:eastAsia="Roboto Mono"/>
         </w:rPr>
         <w:br/>
         <w:t>Sara</w:t>
       </w:r>
       <w:r>
         <w:rPr>
-          <w:rFonts w:ascii="Roboto Mono" w:hAnsi="Roboto Mono"/>
+          <w:rFonts w:ascii="Roboto Mono" w:hAnsi="Roboto Mono" w:eastAsia="Roboto Mono"/>
         </w:rPr>
         <w:br/>
         <w:t>Ahmed</w:t>
@@ -4687,7 +4687,7 @@
       </w:pPr>
       <w:r>
         <w:rPr>
-          <w:rFonts w:ascii="Roboto Mono" w:hAnsi="Roboto Mono"/>
+          <w:rFonts w:ascii="Roboto Mono" w:hAnsi="Roboto Mono" w:eastAsia="Roboto Mono"/>
         </w:rPr>
         <w:t>Invalid:</w:t>
       </w:r>
@@ -4760,7 +4760,7 @@
       </w:pPr>
       <w:r>
         <w:rPr>
-          <w:rFonts w:ascii="Roboto Mono" w:hAnsi="Roboto Mono"/>
+          <w:rFonts w:ascii="Roboto Mono" w:hAnsi="Roboto Mono" w:eastAsia="Roboto Mono"/>
         </w:rPr>
         <w:t>NULL</w:t>
       </w:r>
@@ -4773,7 +4773,7 @@
       </w:pPr>
       <w:r>
         <w:rPr>
-          <w:rFonts w:ascii="Roboto Mono" w:hAnsi="Roboto Mono"/>
+          <w:rFonts w:ascii="Roboto Mono" w:hAnsi="Roboto Mono" w:eastAsia="Roboto Mono"/>
         </w:rPr>
         <w:pict w14:anchorId="252C891B">
           <v:rect id="_x0000_i1042" style="width:0;height:1.5pt" o:hralign="center" o:hrstd="t" o:hr="t" fillcolor="#a0a0a0" stroked="f"/>
@@ -4790,7 +4790,7 @@
       </w:pPr>
       <w:r>
         <w:rPr>
-          <w:rFonts w:ascii="Roboto Mono" w:hAnsi="Roboto Mono"/>
+          <w:rFonts w:ascii="Roboto Mono" w:hAnsi="Roboto Mono" w:eastAsia="Roboto Mono"/>
           <w:b/>
           <w:bCs/>
         </w:rPr>
@@ -4867,7 +4867,7 @@
       </w:pPr>
       <w:r>
         <w:rPr>
-          <w:rFonts w:ascii="Roboto Mono" w:hAnsi="Roboto Mono"/>
+          <w:rFonts w:ascii="Roboto Mono" w:hAnsi="Roboto Mono" w:eastAsia="Roboto Mono"/>
         </w:rPr>
         <w:t>MiddleName = Optional</w:t>
       </w:r>
@@ -4880,7 +4880,7 @@
       </w:pPr>
       <w:r>
         <w:rPr>
-          <w:rFonts w:ascii="Roboto Mono" w:hAnsi="Roboto Mono"/>
+          <w:rFonts w:ascii="Roboto Mono" w:hAnsi="Roboto Mono" w:eastAsia="Roboto Mono"/>
         </w:rPr>
         <w:t>Valid:</w:t>
       </w:r>
@@ -4953,20 +4953,20 @@
       </w:pPr>
       <w:r>
         <w:rPr>
-          <w:rFonts w:ascii="Roboto Mono" w:hAnsi="Roboto Mono"/>
+          <w:rFonts w:ascii="Roboto Mono" w:hAnsi="Roboto Mono" w:eastAsia="Roboto Mono"/>
         </w:rPr>
         <w:t>Mohamed</w:t>
       </w:r>
       <w:r>
         <w:rPr>
-          <w:rFonts w:ascii="Roboto Mono" w:hAnsi="Roboto Mono"/>
+          <w:rFonts w:ascii="Roboto Mono" w:hAnsi="Roboto Mono" w:eastAsia="Roboto Mono"/>
         </w:rPr>
         <w:br/>
         <w:t>NULL</w:t>
       </w:r>
       <w:r>
         <w:rPr>
-          <w:rFonts w:ascii="Roboto Mono" w:hAnsi="Roboto Mono"/>
+          <w:rFonts w:ascii="Roboto Mono" w:hAnsi="Roboto Mono" w:eastAsia="Roboto Mono"/>
         </w:rPr>
         <w:br/>
         <w:t>Ahmed</w:t>
@@ -4980,7 +4980,7 @@
       </w:pPr>
       <w:r>
         <w:rPr>
-          <w:rFonts w:ascii="Roboto Mono" w:hAnsi="Roboto Mono"/>
+          <w:rFonts w:ascii="Roboto Mono" w:hAnsi="Roboto Mono" w:eastAsia="Roboto Mono"/>
         </w:rPr>
         <w:pict w14:anchorId="389493B8">
           <v:rect id="_x0000_i1043" style="width:0;height:1.5pt" o:hralign="center" o:hrstd="t" o:hr="t" fillcolor="#a0a0a0" stroked="f"/>
@@ -5011,7 +5011,7 @@
       </w:pPr>
       <w:r>
         <w:rPr>
-          <w:rFonts w:ascii="Arial" w:hAnsi="Arial" w:cs="Arial"/>
+          <w:rFonts w:ascii="Arial" w:hAnsi="Arial" w:cs="Arial" w:eastAsia="Arial"/>
           <w:b/>
           <w:color w:val="000000"/>
           <w:sz w:val="18"/>
@@ -5021,7 +5021,7 @@
       </w:r>
       <w:r>
         <w:rPr>
-          <w:rFonts w:ascii="Arial" w:hAnsi="Arial" w:cs="Arial"/>
+          <w:rFonts w:ascii="Arial" w:hAnsi="Arial" w:cs="Arial" w:eastAsia="Arial"/>
           <w:color w:val="000000"/>
           <w:sz w:val="18"/>
           <w:highlight w:val="lightGray"/>
@@ -5030,7 +5030,7 @@
       </w:r>
       <w:r>
         <w:rPr>
-          <w:rFonts w:ascii="Arial" w:hAnsi="Arial" w:cs="Arial"/>
+          <w:rFonts w:ascii="Arial" w:hAnsi="Arial" w:cs="Arial" w:eastAsia="Arial"/>
           <w:b/>
           <w:color w:val="000000"/>
           <w:sz w:val="18"/>
@@ -5040,7 +5040,7 @@
       </w:r>
       <w:r>
         <w:rPr>
-          <w:rFonts w:ascii="Arial" w:hAnsi="Arial" w:cs="Arial"/>
+          <w:rFonts w:ascii="Arial" w:hAnsi="Arial" w:cs="Arial" w:eastAsia="Arial"/>
           <w:color w:val="000000"/>
           <w:sz w:val="18"/>
           <w:highlight w:val="lightGray"/>
@@ -5049,7 +5049,7 @@
       </w:r>
       <w:r>
         <w:rPr>
-          <w:rFonts w:ascii="Arial" w:hAnsi="Arial" w:cs="Arial"/>
+          <w:rFonts w:ascii="Arial" w:hAnsi="Arial" w:cs="Arial" w:eastAsia="Arial"/>
           <w:b/>
           <w:color w:val="000000"/>
           <w:sz w:val="18"/>
@@ -5059,7 +5059,7 @@
       </w:r>
       <w:r>
         <w:rPr>
-          <w:rFonts w:ascii="Arial" w:hAnsi="Arial" w:cs="Arial"/>
+          <w:rFonts w:ascii="Arial" w:hAnsi="Arial" w:cs="Arial" w:eastAsia="Arial"/>
           <w:color w:val="000000"/>
           <w:sz w:val="18"/>
           <w:highlight w:val="lightGray"/>
@@ -5486,7 +5486,7 @@
       </w:pPr>
       <w:r>
         <w:rPr>
-          <w:rFonts w:ascii="Roboto Mono" w:hAnsi="Roboto Mono"/>
+          <w:rFonts w:ascii="Roboto Mono" w:hAnsi="Roboto Mono" w:eastAsia="Roboto Mono"/>
         </w:rPr>
         <w:pict w14:anchorId="36F3DB8D">
           <v:rect id="_x0000_i1044" style="width:0;height:1.5pt" o:hralign="center" o:hrstd="t" o:hr="t" fillcolor="#a0a0a0" stroked="f"/>
@@ -5517,7 +5517,7 @@
       </w:pPr>
       <w:r>
         <w:rPr>
-          <w:rFonts w:ascii="Arial" w:hAnsi="Arial" w:cs="Arial"/>
+          <w:rFonts w:ascii="Arial" w:hAnsi="Arial" w:cs="Arial" w:eastAsia="Arial"/>
           <w:b/>
           <w:color w:val="000000"/>
           <w:sz w:val="18"/>
@@ -5527,7 +5527,7 @@
       </w:r>
       <w:r>
         <w:rPr>
-          <w:rFonts w:ascii="Arial" w:hAnsi="Arial" w:cs="Arial"/>
+          <w:rFonts w:ascii="Arial" w:hAnsi="Arial" w:cs="Arial" w:eastAsia="Arial"/>
           <w:color w:val="000000"/>
           <w:sz w:val="18"/>
           <w:highlight w:val="lightGray"/>
@@ -5536,7 +5536,7 @@
       </w:r>
       <w:r>
         <w:rPr>
-          <w:rFonts w:ascii="Arial" w:hAnsi="Arial" w:cs="Arial"/>
+          <w:rFonts w:ascii="Arial" w:hAnsi="Arial" w:cs="Arial" w:eastAsia="Arial"/>
           <w:b/>
           <w:color w:val="000000"/>
           <w:sz w:val="18"/>
@@ -5546,7 +5546,7 @@
       </w:r>
       <w:r>
         <w:rPr>
-          <w:rFonts w:ascii="Arial" w:hAnsi="Arial" w:cs="Arial"/>
+          <w:rFonts w:ascii="Arial" w:hAnsi="Arial" w:cs="Arial" w:eastAsia="Arial"/>
           <w:color w:val="000000"/>
           <w:sz w:val="18"/>
           <w:highlight w:val="lightGray"/>
@@ -5555,7 +5555,7 @@
       </w:r>
       <w:r>
         <w:rPr>
-          <w:rFonts w:ascii="Arial" w:hAnsi="Arial" w:cs="Arial"/>
+          <w:rFonts w:ascii="Arial" w:hAnsi="Arial" w:cs="Arial" w:eastAsia="Arial"/>
           <w:b/>
           <w:color w:val="000000"/>
           <w:sz w:val="18"/>
@@ -5565,7 +5565,7 @@
       </w:r>
       <w:r>
         <w:rPr>
-          <w:rFonts w:ascii="Arial" w:hAnsi="Arial" w:cs="Arial"/>
+          <w:rFonts w:ascii="Arial" w:hAnsi="Arial" w:cs="Arial" w:eastAsia="Arial"/>
           <w:color w:val="000000"/>
           <w:sz w:val="18"/>
           <w:highlight w:val="lightGray"/>
@@ -5636,34 +5636,34 @@
       </w:pPr>
       <w:r>
         <w:rPr>
-          <w:rFonts w:ascii="Roboto Mono" w:hAnsi="Roboto Mono"/>
+          <w:rFonts w:ascii="Roboto Mono" w:hAnsi="Roboto Mono" w:eastAsia="Roboto Mono"/>
         </w:rPr>
         <w:t>CREATE TABLE Products (</w:t>
       </w:r>
       <w:r>
         <w:rPr>
-          <w:rFonts w:ascii="Roboto Mono" w:hAnsi="Roboto Mono"/>
+          <w:rFonts w:ascii="Roboto Mono" w:hAnsi="Roboto Mono" w:eastAsia="Roboto Mono"/>
         </w:rPr>
         <w:br/>
         <w:t xml:space="preserve">    ProductID INT NOT NULL,</w:t>
       </w:r>
       <w:r>
         <w:rPr>
-          <w:rFonts w:ascii="Roboto Mono" w:hAnsi="Roboto Mono"/>
+          <w:rFonts w:ascii="Roboto Mono" w:hAnsi="Roboto Mono" w:eastAsia="Roboto Mono"/>
         </w:rPr>
         <w:br/>
         <w:t xml:space="preserve">    ProductName VARCHAR(100) NOT NULL,</w:t>
       </w:r>
       <w:r>
         <w:rPr>
-          <w:rFonts w:ascii="Roboto Mono" w:hAnsi="Roboto Mono"/>
+          <w:rFonts w:ascii="Roboto Mono" w:hAnsi="Roboto Mono" w:eastAsia="Roboto Mono"/>
         </w:rPr>
         <w:br/>
         <w:t xml:space="preserve">    Price DECIMAL(10,2) NOT NULL</w:t>
       </w:r>
       <w:r>
         <w:rPr>
-          <w:rFonts w:ascii="Roboto Mono" w:hAnsi="Roboto Mono"/>
+          <w:rFonts w:ascii="Roboto Mono" w:hAnsi="Roboto Mono" w:eastAsia="Roboto Mono"/>
         </w:rPr>
         <w:br/>
         <w:t>);</w:t>
@@ -5677,7 +5677,7 @@
       </w:pPr>
       <w:r>
         <w:rPr>
-          <w:rFonts w:ascii="Roboto Mono" w:hAnsi="Roboto Mono"/>
+          <w:rFonts w:ascii="Roboto Mono" w:hAnsi="Roboto Mono" w:eastAsia="Roboto Mono"/>
         </w:rPr>
         <w:t>All three columns must contain values.</w:t>
       </w:r>
@@ -5690,7 +5690,7 @@
       </w:pPr>
       <w:r>
         <w:rPr>
-          <w:rFonts w:ascii="Roboto Mono" w:hAnsi="Roboto Mono"/>
+          <w:rFonts w:ascii="Roboto Mono" w:hAnsi="Roboto Mono" w:eastAsia="Roboto Mono"/>
         </w:rPr>
         <w:pict w14:anchorId="443A84AB">
           <v:rect id="_x0000_i1045" style="width:0;height:1.5pt" o:hralign="center" o:hrstd="t" o:hr="t" fillcolor="#a0a0a0" stroked="f"/>
@@ -5707,7 +5707,7 @@
       </w:pPr>
       <w:r>
         <w:rPr>
-          <w:rFonts w:ascii="Segoe UI Emoji" w:hAnsi="Segoe UI Emoji" w:cs="Segoe UI Emoji"/>
+          <w:rFonts w:ascii="Roboto Mono" w:hAnsi="Roboto Mono" w:cs="Segoe UI Emoji" w:eastAsia="Roboto Mono"/>
           <w:b/>
           <w:bCs/>
         </w:rPr>
@@ -5715,7 +5715,7 @@
       </w:r>
       <w:r>
         <w:rPr>
-          <w:rFonts w:ascii="Roboto Mono" w:hAnsi="Roboto Mono"/>
+          <w:rFonts w:ascii="Roboto Mono" w:hAnsi="Roboto Mono" w:eastAsia="Roboto Mono"/>
           <w:b/>
           <w:bCs/>
         </w:rPr>
@@ -5732,7 +5732,7 @@
       </w:pPr>
       <w:r>
         <w:rPr>
-          <w:rFonts w:ascii="Arial" w:hAnsi="Arial" w:cs="Arial"/>
+          <w:rFonts w:ascii="Arial" w:hAnsi="Arial" w:cs="Arial" w:eastAsia="Arial"/>
           <w:b/>
           <w:color w:val="000000"/>
           <w:sz w:val="18"/>
@@ -5742,7 +5742,7 @@
       </w:r>
       <w:r>
         <w:rPr>
-          <w:rFonts w:ascii="Arial" w:hAnsi="Arial" w:cs="Arial"/>
+          <w:rFonts w:ascii="Arial" w:hAnsi="Arial" w:cs="Arial" w:eastAsia="Arial"/>
           <w:color w:val="000000"/>
           <w:sz w:val="18"/>
           <w:highlight w:val="lightGray"/>
@@ -5751,7 +5751,7 @@
       </w:r>
       <w:r>
         <w:rPr>
-          <w:rFonts w:ascii="Arial" w:hAnsi="Arial" w:cs="Arial"/>
+          <w:rFonts w:ascii="Arial" w:hAnsi="Arial" w:cs="Arial" w:eastAsia="Arial"/>
           <w:b/>
           <w:color w:val="000000"/>
           <w:sz w:val="18"/>
@@ -5761,7 +5761,7 @@
       </w:r>
       <w:r>
         <w:rPr>
-          <w:rFonts w:ascii="Arial" w:hAnsi="Arial" w:cs="Arial"/>
+          <w:rFonts w:ascii="Arial" w:hAnsi="Arial" w:cs="Arial" w:eastAsia="Arial"/>
           <w:color w:val="000000"/>
           <w:sz w:val="18"/>
           <w:highlight w:val="lightGray"/>
@@ -5770,7 +5770,7 @@
       </w:r>
       <w:r>
         <w:rPr>
-          <w:rFonts w:ascii="Arial" w:hAnsi="Arial" w:cs="Arial"/>
+          <w:rFonts w:ascii="Arial" w:hAnsi="Arial" w:cs="Arial" w:eastAsia="Arial"/>
           <w:b/>
           <w:color w:val="000000"/>
           <w:sz w:val="18"/>
@@ -5780,7 +5780,7 @@
       </w:r>
       <w:r>
         <w:rPr>
-          <w:rFonts w:ascii="Arial" w:hAnsi="Arial" w:cs="Arial"/>
+          <w:rFonts w:ascii="Arial" w:hAnsi="Arial" w:cs="Arial" w:eastAsia="Arial"/>
           <w:color w:val="000000"/>
           <w:sz w:val="18"/>
           <w:highlight w:val="lightGray"/>
@@ -6199,7 +6199,7 @@
       </w:pPr>
       <w:r>
         <w:rPr>
-          <w:rFonts w:ascii="Roboto Mono" w:hAnsi="Roboto Mono"/>
+          <w:rFonts w:ascii="Roboto Mono" w:hAnsi="Roboto Mono" w:eastAsia="Roboto Mono"/>
         </w:rPr>
         <w:pict w14:anchorId="140062CC">
           <v:rect id="_x0000_i1046" style="width:0;height:1.5pt" o:hralign="center" o:hrstd="t" o:hr="t" fillcolor="#a0a0a0" stroked="f"/>
@@ -6223,7 +6223,7 @@
     <w:p>
       <w:r>
         <w:rPr>
-          <w:rFonts w:ascii="Arial" w:hAnsi="Arial" w:cs="Arial"/>
+          <w:rFonts w:ascii="Arial" w:hAnsi="Arial" w:cs="Arial" w:eastAsia="Arial"/>
           <w:b/>
           <w:color w:val="000000"/>
           <w:sz w:val="18"/>
@@ -6233,7 +6233,7 @@
       </w:r>
       <w:r>
         <w:rPr>
-          <w:rFonts w:ascii="Arial" w:hAnsi="Arial" w:cs="Arial"/>
+          <w:rFonts w:ascii="Arial" w:hAnsi="Arial" w:cs="Arial" w:eastAsia="Arial"/>
           <w:color w:val="000000"/>
           <w:sz w:val="18"/>
           <w:highlight w:val="lightGray"/>
@@ -6242,7 +6242,7 @@
       </w:r>
       <w:r>
         <w:rPr>
-          <w:rFonts w:ascii="Arial" w:hAnsi="Arial" w:cs="Arial"/>
+          <w:rFonts w:ascii="Arial" w:hAnsi="Arial" w:cs="Arial" w:eastAsia="Arial"/>
           <w:b/>
           <w:color w:val="000000"/>
           <w:sz w:val="18"/>
@@ -6252,7 +6252,7 @@
       </w:r>
       <w:r>
         <w:rPr>
-          <w:rFonts w:ascii="Arial" w:hAnsi="Arial" w:cs="Arial"/>
+          <w:rFonts w:ascii="Arial" w:hAnsi="Arial" w:cs="Arial" w:eastAsia="Arial"/>
           <w:color w:val="000000"/>
           <w:sz w:val="18"/>
           <w:highlight w:val="lightGray"/>
@@ -6261,7 +6261,7 @@
       </w:r>
       <w:r>
         <w:rPr>
-          <w:rFonts w:ascii="Arial" w:hAnsi="Arial" w:cs="Arial"/>
+          <w:rFonts w:ascii="Arial" w:hAnsi="Arial" w:cs="Arial" w:eastAsia="Arial"/>
           <w:b/>
           <w:color w:val="000000"/>
           <w:sz w:val="18"/>
@@ -6271,7 +6271,7 @@
       </w:r>
       <w:r>
         <w:rPr>
-          <w:rFonts w:ascii="Arial" w:hAnsi="Arial" w:cs="Arial"/>
+          <w:rFonts w:ascii="Arial" w:hAnsi="Arial" w:cs="Arial" w:eastAsia="Arial"/>
           <w:color w:val="000000"/>
           <w:sz w:val="18"/>
           <w:highlight w:val="lightGray"/>
@@ -6287,7 +6287,7 @@
       </w:pPr>
       <w:r>
         <w:rPr>
-          <w:rFonts w:ascii="Roboto Mono" w:hAnsi="Roboto Mono"/>
+          <w:rFonts w:ascii="Roboto Mono" w:hAnsi="Roboto Mono" w:eastAsia="Roboto Mono"/>
         </w:rPr>
         <w:t>Think of a school registration form.</w:t>
       </w:r>
@@ -6300,7 +6300,7 @@
       </w:pPr>
       <w:r>
         <w:rPr>
-          <w:rFonts w:ascii="Roboto Mono" w:hAnsi="Roboto Mono"/>
+          <w:rFonts w:ascii="Roboto Mono" w:hAnsi="Roboto Mono" w:eastAsia="Roboto Mono"/>
         </w:rPr>
         <w:t>Required fields:</w:t>
       </w:r>
@@ -6373,20 +6373,20 @@
       </w:pPr>
       <w:r>
         <w:rPr>
-          <w:rFonts w:ascii="Roboto Mono" w:hAnsi="Roboto Mono"/>
+          <w:rFonts w:ascii="Roboto Mono" w:hAnsi="Roboto Mono" w:eastAsia="Roboto Mono"/>
         </w:rPr>
         <w:t>Student Name</w:t>
       </w:r>
       <w:r>
         <w:rPr>
-          <w:rFonts w:ascii="Roboto Mono" w:hAnsi="Roboto Mono"/>
+          <w:rFonts w:ascii="Roboto Mono" w:hAnsi="Roboto Mono" w:eastAsia="Roboto Mono"/>
         </w:rPr>
         <w:br/>
         <w:t>Student ID</w:t>
       </w:r>
       <w:r>
         <w:rPr>
-          <w:rFonts w:ascii="Roboto Mono" w:hAnsi="Roboto Mono"/>
+          <w:rFonts w:ascii="Roboto Mono" w:hAnsi="Roboto Mono" w:eastAsia="Roboto Mono"/>
         </w:rPr>
         <w:br/>
         <w:t>Date of Birth</w:t>
@@ -6400,7 +6400,7 @@
       </w:pPr>
       <w:r>
         <w:rPr>
-          <w:rFonts w:ascii="Roboto Mono" w:hAnsi="Roboto Mono"/>
+          <w:rFonts w:ascii="Roboto Mono" w:hAnsi="Roboto Mono" w:eastAsia="Roboto Mono"/>
         </w:rPr>
         <w:t>You cannot submit the form without filling them in.</w:t>
       </w:r>
@@ -6413,13 +6413,13 @@
       </w:pPr>
       <w:r>
         <w:rPr>
-          <w:rFonts w:ascii="Roboto Mono" w:hAnsi="Roboto Mono"/>
+          <w:rFonts w:ascii="Roboto Mono" w:hAnsi="Roboto Mono" w:eastAsia="Roboto Mono"/>
         </w:rPr>
         <w:t xml:space="preserve">These required fields are similar to columns with a </w:t>
       </w:r>
       <w:r>
         <w:rPr>
-          <w:rFonts w:ascii="Roboto Mono" w:hAnsi="Roboto Mono"/>
+          <w:rFonts w:ascii="Roboto Mono" w:hAnsi="Roboto Mono" w:eastAsia="Roboto Mono"/>
           <w:b/>
           <w:bCs/>
         </w:rPr>
@@ -6427,7 +6427,7 @@
       </w:r>
       <w:r>
         <w:rPr>
-          <w:rFonts w:ascii="Roboto Mono" w:hAnsi="Roboto Mono"/>
+          <w:rFonts w:ascii="Roboto Mono" w:hAnsi="Roboto Mono" w:eastAsia="Roboto Mono"/>
         </w:rPr>
         <w:t>.</w:t>
       </w:r>
@@ -6440,7 +6440,7 @@
       </w:pPr>
       <w:r>
         <w:rPr>
-          <w:rFonts w:ascii="Roboto Mono" w:hAnsi="Roboto Mono"/>
+          <w:rFonts w:ascii="Roboto Mono" w:hAnsi="Roboto Mono" w:eastAsia="Roboto Mono"/>
         </w:rPr>
         <w:pict w14:anchorId="6DDAFB4E">
           <v:rect id="_x0000_i1047" style="width:0;height:1.5pt" o:hralign="center" o:hrstd="t" o:hr="t" fillcolor="#a0a0a0" stroked="f"/>
@@ -6464,7 +6464,7 @@
     <w:p>
       <w:r>
         <w:rPr>
-          <w:rFonts w:ascii="Arial" w:hAnsi="Arial" w:cs="Arial"/>
+          <w:rFonts w:ascii="Arial" w:hAnsi="Arial" w:cs="Arial" w:eastAsia="Arial"/>
           <w:b/>
           <w:color w:val="000000"/>
           <w:sz w:val="18"/>
@@ -6474,7 +6474,7 @@
       </w:r>
       <w:r>
         <w:rPr>
-          <w:rFonts w:ascii="Arial" w:hAnsi="Arial" w:cs="Arial"/>
+          <w:rFonts w:ascii="Arial" w:hAnsi="Arial" w:cs="Arial" w:eastAsia="Arial"/>
           <w:color w:val="000000"/>
           <w:sz w:val="18"/>
           <w:highlight w:val="lightGray"/>
@@ -6483,7 +6483,7 @@
       </w:r>
       <w:r>
         <w:rPr>
-          <w:rFonts w:ascii="Arial" w:hAnsi="Arial" w:cs="Arial"/>
+          <w:rFonts w:ascii="Arial" w:hAnsi="Arial" w:cs="Arial" w:eastAsia="Arial"/>
           <w:b/>
           <w:color w:val="000000"/>
           <w:sz w:val="18"/>
@@ -6493,7 +6493,7 @@
       </w:r>
       <w:r>
         <w:rPr>
-          <w:rFonts w:ascii="Arial" w:hAnsi="Arial" w:cs="Arial"/>
+          <w:rFonts w:ascii="Arial" w:hAnsi="Arial" w:cs="Arial" w:eastAsia="Arial"/>
           <w:color w:val="000000"/>
           <w:sz w:val="18"/>
           <w:highlight w:val="lightGray"/>
@@ -6502,7 +6502,7 @@
       </w:r>
       <w:r>
         <w:rPr>
-          <w:rFonts w:ascii="Arial" w:hAnsi="Arial" w:cs="Arial"/>
+          <w:rFonts w:ascii="Arial" w:hAnsi="Arial" w:cs="Arial" w:eastAsia="Arial"/>
           <w:b/>
           <w:color w:val="000000"/>
           <w:sz w:val="18"/>
@@ -6512,7 +6512,7 @@
       </w:r>
       <w:r>
         <w:rPr>
-          <w:rFonts w:ascii="Arial" w:hAnsi="Arial" w:cs="Arial"/>
+          <w:rFonts w:ascii="Arial" w:hAnsi="Arial" w:cs="Arial" w:eastAsia="Arial"/>
           <w:color w:val="000000"/>
           <w:sz w:val="18"/>
           <w:highlight w:val="lightGray"/>
@@ -6528,13 +6528,13 @@
       </w:pPr>
       <w:r>
         <w:rPr>
-          <w:rFonts w:ascii="Roboto Mono" w:hAnsi="Roboto Mono"/>
+          <w:rFonts w:ascii="Roboto Mono" w:hAnsi="Roboto Mono" w:eastAsia="Roboto Mono"/>
         </w:rPr>
         <w:t xml:space="preserve">A </w:t>
       </w:r>
       <w:r>
         <w:rPr>
-          <w:rFonts w:ascii="Roboto Mono" w:hAnsi="Roboto Mono"/>
+          <w:rFonts w:ascii="Roboto Mono" w:hAnsi="Roboto Mono" w:eastAsia="Roboto Mono"/>
           <w:b/>
           <w:bCs/>
         </w:rPr>
@@ -6542,13 +6542,13 @@
       </w:r>
       <w:r>
         <w:rPr>
-          <w:rFonts w:ascii="Roboto Mono" w:hAnsi="Roboto Mono"/>
+          <w:rFonts w:ascii="Roboto Mono" w:hAnsi="Roboto Mono" w:eastAsia="Roboto Mono"/>
         </w:rPr>
         <w:t xml:space="preserve"> is a rule that prevents a column from storing NULL values. It ensures that required information is always provided, helping maintain data quality and integrity. Common NOT NULL columns include </w:t>
       </w:r>
       <w:r>
         <w:rPr>
-          <w:rFonts w:ascii="Roboto Mono" w:hAnsi="Roboto Mono"/>
+          <w:rFonts w:ascii="Roboto Mono" w:hAnsi="Roboto Mono" w:eastAsia="Roboto Mono"/>
           <w:b/>
           <w:bCs/>
         </w:rPr>
@@ -6556,13 +6556,13 @@
       </w:r>
       <w:r>
         <w:rPr>
-          <w:rFonts w:ascii="Roboto Mono" w:hAnsi="Roboto Mono"/>
+          <w:rFonts w:ascii="Roboto Mono" w:hAnsi="Roboto Mono" w:eastAsia="Roboto Mono"/>
         </w:rPr>
         <w:t xml:space="preserve">, </w:t>
       </w:r>
       <w:r>
         <w:rPr>
-          <w:rFonts w:ascii="Roboto Mono" w:hAnsi="Roboto Mono"/>
+          <w:rFonts w:ascii="Roboto Mono" w:hAnsi="Roboto Mono" w:eastAsia="Roboto Mono"/>
           <w:b/>
           <w:bCs/>
         </w:rPr>
@@ -6570,13 +6570,13 @@
       </w:r>
       <w:r>
         <w:rPr>
-          <w:rFonts w:ascii="Roboto Mono" w:hAnsi="Roboto Mono"/>
+          <w:rFonts w:ascii="Roboto Mono" w:hAnsi="Roboto Mono" w:eastAsia="Roboto Mono"/>
         </w:rPr>
         <w:t xml:space="preserve">, </w:t>
       </w:r>
       <w:r>
         <w:rPr>
-          <w:rFonts w:ascii="Roboto Mono" w:hAnsi="Roboto Mono"/>
+          <w:rFonts w:ascii="Roboto Mono" w:hAnsi="Roboto Mono" w:eastAsia="Roboto Mono"/>
           <w:b/>
           <w:bCs/>
         </w:rPr>
@@ -6584,13 +6584,13 @@
       </w:r>
       <w:r>
         <w:rPr>
-          <w:rFonts w:ascii="Roboto Mono" w:hAnsi="Roboto Mono"/>
+          <w:rFonts w:ascii="Roboto Mono" w:hAnsi="Roboto Mono" w:eastAsia="Roboto Mono"/>
         </w:rPr>
         <w:t xml:space="preserve">, and </w:t>
       </w:r>
       <w:r>
         <w:rPr>
-          <w:rFonts w:ascii="Roboto Mono" w:hAnsi="Roboto Mono"/>
+          <w:rFonts w:ascii="Roboto Mono" w:hAnsi="Roboto Mono" w:eastAsia="Roboto Mono"/>
           <w:b/>
           <w:bCs/>
         </w:rPr>
@@ -6598,7 +6598,7 @@
       </w:r>
       <w:r>
         <w:rPr>
-          <w:rFonts w:ascii="Roboto Mono" w:hAnsi="Roboto Mono"/>
+          <w:rFonts w:ascii="Roboto Mono" w:hAnsi="Roboto Mono" w:eastAsia="Roboto Mono"/>
         </w:rPr>
         <w:t>.</w:t>
       </w:r>

--- a/Knowledge/3-Work knowledge/1-Software Engineering/2-General Technologies/9-Databases/5-My Source/1-Intro to Databases/1-Data Models/1-Components of a Data Model/3-Types of Constraints/2-NOT NULL Constraint.docx
+++ b/Knowledge/3-Work knowledge/1-Software Engineering/2-General Technologies/9-Databases/5-My Source/1-Intro to Databases/1-Data Models/1-Components of a Data Model/3-Types of Constraints/2-NOT NULL Constraint.docx
@@ -7,6 +7,9 @@
         <w:pStyle w:val="Heading1"/>
       </w:pPr>
       <w:r>
+        <w:rPr>
+          <w:rFonts w:ascii="Calibri Light" w:hAnsi="Calibri Light" w:eastAsia="Calibri Light"/>
+        </w:rPr>
         <w:t>NOT NULL Constraint</w:t>
       </w:r>
     </w:p>
@@ -16,11 +19,14 @@
       </w:pPr>
       <w:r>
         <w:rPr>
-          <w:rFonts w:ascii="Segoe UI Emoji" w:hAnsi="Segoe UI Emoji" w:cs="Segoe UI Emoji"/>
+          <w:rFonts w:ascii="Calibri Light" w:hAnsi="Calibri Light" w:cs="Segoe UI Emoji" w:eastAsia="Calibri Light"/>
         </w:rPr>
         <w:t>🌟</w:t>
       </w:r>
       <w:r>
+        <w:rPr>
+          <w:rFonts w:ascii="Calibri Light" w:hAnsi="Calibri Light" w:eastAsia="Calibri Light"/>
+        </w:rPr>
         <w:t xml:space="preserve"> Definition</w:t>
       </w:r>
     </w:p>
@@ -158,11 +164,14 @@
       </w:pPr>
       <w:r>
         <w:rPr>
-          <w:rFonts w:ascii="Segoe UI Emoji" w:hAnsi="Segoe UI Emoji" w:cs="Segoe UI Emoji"/>
+          <w:rFonts w:ascii="Calibri Light" w:hAnsi="Calibri Light" w:cs="Segoe UI Emoji" w:eastAsia="Calibri Light"/>
         </w:rPr>
         <w:t>🎯</w:t>
       </w:r>
       <w:r>
+        <w:rPr>
+          <w:rFonts w:ascii="Calibri Light" w:hAnsi="Calibri Light" w:eastAsia="Calibri Light"/>
+        </w:rPr>
         <w:t xml:space="preserve"> Purpose</w:t>
       </w:r>
     </w:p>
@@ -327,11 +336,14 @@
       </w:pPr>
       <w:r>
         <w:rPr>
-          <w:rFonts w:ascii="Segoe UI Emoji" w:hAnsi="Segoe UI Emoji" w:cs="Segoe UI Emoji"/>
+          <w:rFonts w:ascii="Calibri Light" w:hAnsi="Calibri Light" w:cs="Segoe UI Emoji" w:eastAsia="Calibri Light"/>
         </w:rPr>
         <w:t>🧠</w:t>
       </w:r>
       <w:r>
+        <w:rPr>
+          <w:rFonts w:ascii="Calibri Light" w:hAnsi="Calibri Light" w:eastAsia="Calibri Light"/>
+        </w:rPr>
         <w:t xml:space="preserve"> Simple Example</w:t>
       </w:r>
     </w:p>
@@ -1145,11 +1157,14 @@
       </w:pPr>
       <w:r>
         <w:rPr>
-          <w:rFonts w:ascii="Segoe UI Emoji" w:hAnsi="Segoe UI Emoji" w:cs="Segoe UI Emoji"/>
+          <w:rFonts w:ascii="Calibri Light" w:hAnsi="Calibri Light" w:cs="Segoe UI Emoji" w:eastAsia="Calibri Light"/>
         </w:rPr>
         <w:t>🔢</w:t>
       </w:r>
       <w:r>
+        <w:rPr>
+          <w:rFonts w:ascii="Calibri Light" w:hAnsi="Calibri Light" w:eastAsia="Calibri Light"/>
+        </w:rPr>
         <w:t xml:space="preserve"> What is NULL?</w:t>
       </w:r>
     </w:p>
@@ -1453,11 +1468,14 @@
       </w:pPr>
       <w:r>
         <w:rPr>
-          <w:rFonts w:ascii="Segoe UI Emoji" w:hAnsi="Segoe UI Emoji" w:cs="Segoe UI Emoji"/>
+          <w:rFonts w:ascii="Calibri Light" w:hAnsi="Calibri Light" w:cs="Segoe UI Emoji" w:eastAsia="Calibri Light"/>
         </w:rPr>
         <w:t>📚</w:t>
       </w:r>
       <w:r>
+        <w:rPr>
+          <w:rFonts w:ascii="Calibri Light" w:hAnsi="Calibri Light" w:eastAsia="Calibri Light"/>
+        </w:rPr>
         <w:t xml:space="preserve"> Real-World Examples</w:t>
       </w:r>
     </w:p>
@@ -1928,11 +1946,14 @@
       </w:pPr>
       <w:r>
         <w:rPr>
-          <w:rFonts w:ascii="Segoe UI Emoji" w:hAnsi="Segoe UI Emoji" w:cs="Segoe UI Emoji"/>
+          <w:rFonts w:ascii="Calibri Light" w:hAnsi="Calibri Light" w:cs="Segoe UI Emoji" w:eastAsia="Calibri Light"/>
         </w:rPr>
         <w:t>🗄️</w:t>
       </w:r>
       <w:r>
+        <w:rPr>
+          <w:rFonts w:ascii="Calibri Light" w:hAnsi="Calibri Light" w:eastAsia="Calibri Light"/>
+        </w:rPr>
         <w:t xml:space="preserve"> SQL Example</w:t>
       </w:r>
     </w:p>
@@ -2542,11 +2563,14 @@
       </w:pPr>
       <w:r>
         <w:rPr>
-          <w:rFonts w:ascii="Segoe UI Emoji" w:hAnsi="Segoe UI Emoji" w:cs="Segoe UI Emoji"/>
+          <w:rFonts w:ascii="Calibri Light" w:hAnsi="Calibri Light" w:cs="Segoe UI Emoji" w:eastAsia="Calibri Light"/>
         </w:rPr>
         <w:t>📊</w:t>
       </w:r>
       <w:r>
+        <w:rPr>
+          <w:rFonts w:ascii="Calibri Light" w:hAnsi="Calibri Light" w:eastAsia="Calibri Light"/>
+        </w:rPr>
         <w:t xml:space="preserve"> Database Example</w:t>
       </w:r>
     </w:p>
@@ -3471,11 +3495,14 @@
       </w:pPr>
       <w:r>
         <w:rPr>
-          <w:rFonts w:ascii="Segoe UI Emoji" w:hAnsi="Segoe UI Emoji" w:cs="Segoe UI Emoji"/>
+          <w:rFonts w:ascii="Calibri Light" w:hAnsi="Calibri Light" w:cs="Segoe UI Emoji" w:eastAsia="Calibri Light"/>
         </w:rPr>
         <w:t>🔢</w:t>
       </w:r>
       <w:r>
+        <w:rPr>
+          <w:rFonts w:ascii="Calibri Light" w:hAnsi="Calibri Light" w:eastAsia="Calibri Light"/>
+        </w:rPr>
         <w:t xml:space="preserve"> Characteristics of NOT NULL</w:t>
       </w:r>
     </w:p>
@@ -3640,11 +3667,14 @@
       </w:pPr>
       <w:r>
         <w:rPr>
-          <w:rFonts w:ascii="Segoe UI Emoji" w:hAnsi="Segoe UI Emoji" w:cs="Segoe UI Emoji"/>
+          <w:rFonts w:ascii="Calibri Light" w:hAnsi="Calibri Light" w:cs="Segoe UI Emoji" w:eastAsia="Calibri Light"/>
         </w:rPr>
         <w:t>🔗</w:t>
       </w:r>
       <w:r>
+        <w:rPr>
+          <w:rFonts w:ascii="Calibri Light" w:hAnsi="Calibri Light" w:eastAsia="Calibri Light"/>
+        </w:rPr>
         <w:t xml:space="preserve"> NOT NULL with Primary Key</w:t>
       </w:r>
     </w:p>
@@ -3941,11 +3971,14 @@
       </w:pPr>
       <w:r>
         <w:rPr>
-          <w:rFonts w:ascii="Segoe UI Emoji" w:hAnsi="Segoe UI Emoji" w:cs="Segoe UI Emoji"/>
+          <w:rFonts w:ascii="Calibri Light" w:hAnsi="Calibri Light" w:cs="Segoe UI Emoji" w:eastAsia="Calibri Light"/>
         </w:rPr>
         <w:t>🌍</w:t>
       </w:r>
       <w:r>
+        <w:rPr>
+          <w:rFonts w:ascii="Calibri Light" w:hAnsi="Calibri Light" w:eastAsia="Calibri Light"/>
+        </w:rPr>
         <w:t xml:space="preserve"> Employee Example</w:t>
       </w:r>
     </w:p>
@@ -4420,11 +4453,14 @@
       </w:pPr>
       <w:r>
         <w:rPr>
-          <w:rFonts w:ascii="Segoe UI Emoji" w:hAnsi="Segoe UI Emoji" w:cs="Segoe UI Emoji"/>
+          <w:rFonts w:ascii="Calibri Light" w:hAnsi="Calibri Light" w:cs="Segoe UI Emoji" w:eastAsia="Calibri Light"/>
         </w:rPr>
         <w:t>⚠️</w:t>
       </w:r>
       <w:r>
+        <w:rPr>
+          <w:rFonts w:ascii="Calibri Light" w:hAnsi="Calibri Light" w:eastAsia="Calibri Light"/>
+        </w:rPr>
         <w:t xml:space="preserve"> NOT NULL vs NULL Allowed</w:t>
       </w:r>
     </w:p>
@@ -4993,11 +5029,14 @@
       </w:pPr>
       <w:r>
         <w:rPr>
-          <w:rFonts w:ascii="Segoe UI Emoji" w:hAnsi="Segoe UI Emoji" w:cs="Segoe UI Emoji"/>
+          <w:rFonts w:ascii="Calibri Light" w:hAnsi="Calibri Light" w:cs="Segoe UI Emoji" w:eastAsia="Calibri Light"/>
         </w:rPr>
         <w:t>📊</w:t>
       </w:r>
       <w:r>
+        <w:rPr>
+          <w:rFonts w:ascii="Calibri Light" w:hAnsi="Calibri Light" w:eastAsia="Calibri Light"/>
+        </w:rPr>
         <w:t xml:space="preserve"> Comparison</w:t>
       </w:r>
     </w:p>
@@ -5499,11 +5538,14 @@
       </w:pPr>
       <w:r>
         <w:rPr>
-          <w:rFonts w:ascii="Segoe UI Emoji" w:hAnsi="Segoe UI Emoji" w:cs="Segoe UI Emoji"/>
+          <w:rFonts w:ascii="Calibri Light" w:hAnsi="Calibri Light" w:cs="Segoe UI Emoji" w:eastAsia="Calibri Light"/>
         </w:rPr>
         <w:t>🗄️</w:t>
       </w:r>
       <w:r>
+        <w:rPr>
+          <w:rFonts w:ascii="Calibri Light" w:hAnsi="Calibri Light" w:eastAsia="Calibri Light"/>
+        </w:rPr>
         <w:t xml:space="preserve"> Multiple NOT NULL Columns</w:t>
       </w:r>
     </w:p>
@@ -6212,11 +6254,14 @@
       </w:pPr>
       <w:r>
         <w:rPr>
-          <w:rFonts w:ascii="Segoe UI Emoji" w:hAnsi="Segoe UI Emoji" w:cs="Segoe UI Emoji"/>
+          <w:rFonts w:ascii="Calibri Light" w:hAnsi="Calibri Light" w:cs="Segoe UI Emoji" w:eastAsia="Calibri Light"/>
         </w:rPr>
         <w:t>🧠</w:t>
       </w:r>
       <w:r>
+        <w:rPr>
+          <w:rFonts w:ascii="Calibri Light" w:hAnsi="Calibri Light" w:eastAsia="Calibri Light"/>
+        </w:rPr>
         <w:t xml:space="preserve"> Simple Analogy</w:t>
       </w:r>
     </w:p>
@@ -6453,11 +6498,14 @@
       </w:pPr>
       <w:r>
         <w:rPr>
-          <w:rFonts w:ascii="Segoe UI Emoji" w:hAnsi="Segoe UI Emoji" w:cs="Segoe UI Emoji"/>
+          <w:rFonts w:ascii="Calibri Light" w:hAnsi="Calibri Light" w:cs="Segoe UI Emoji" w:eastAsia="Calibri Light"/>
         </w:rPr>
         <w:t>🧭</w:t>
       </w:r>
       <w:r>
+        <w:rPr>
+          <w:rFonts w:ascii="Calibri Light" w:hAnsi="Calibri Light" w:eastAsia="Calibri Light"/>
+        </w:rPr>
         <w:t xml:space="preserve"> Summary</w:t>
       </w:r>
     </w:p>
